--- a/Ae6/Sanginez_Tony_Ae6_Expediente_VV.docx
+++ b/Ae6/Sanginez_Tony_Ae6_Expediente_VV.docx
@@ -847,7 +847,7 @@
                 <w:lang w:val="en-US"/>
               </w:rPr>
               <w:drawing>
-                <wp:inline distT="0" distB="0" distL="0" distR="0" wp14:anchorId="5AE9FC08" wp14:editId="215B81F8">
+                <wp:inline distT="0" distB="0" distL="0" distR="0" wp14:anchorId="5AE9FC08" wp14:editId="49339140">
                   <wp:extent cx="676203" cy="661384"/>
                   <wp:effectExtent l="0" t="0" r="0" b="5715"/>
                   <wp:docPr id="1599987282" name="Imagen 6"/>
@@ -1366,7 +1366,7 @@
             </w:rPr>
             <w:fldChar w:fldCharType="separate"/>
           </w:r>
-          <w:hyperlink w:anchor="_Toc241501934" w:history="1">
+          <w:hyperlink w:anchor="_Toc241502987" w:history="1">
             <w:r>
               <w:rPr>
                 <w:rStyle w:val="Hipervnculo"/>
@@ -1394,7 +1394,7 @@
                 <w:noProof/>
                 <w:webHidden/>
               </w:rPr>
-              <w:instrText xml:space="preserve"> PAGEREF _Toc241501934 \h </w:instrText>
+              <w:instrText xml:space="preserve"> PAGEREF _Toc241502987 \h </w:instrText>
             </w:r>
             <w:r>
               <w:rPr>
@@ -1441,7 +1441,7 @@
               <w14:ligatures w14:val="standardContextual"/>
             </w:rPr>
           </w:pPr>
-          <w:hyperlink w:anchor="_Toc241501935" w:history="1">
+          <w:hyperlink w:anchor="_Toc241502988" w:history="1">
             <w:r>
               <w:rPr>
                 <w:rStyle w:val="Hipervnculo"/>
@@ -1469,7 +1469,7 @@
                 <w:noProof/>
                 <w:webHidden/>
               </w:rPr>
-              <w:instrText xml:space="preserve"> PAGEREF _Toc241501935 \h </w:instrText>
+              <w:instrText xml:space="preserve"> PAGEREF _Toc241502988 \h </w:instrText>
             </w:r>
             <w:r>
               <w:rPr>
@@ -1516,7 +1516,7 @@
               <w14:ligatures w14:val="standardContextual"/>
             </w:rPr>
           </w:pPr>
-          <w:hyperlink w:anchor="_Toc241501936" w:history="1">
+          <w:hyperlink w:anchor="_Toc241502989" w:history="1">
             <w:r>
               <w:rPr>
                 <w:rStyle w:val="Hipervnculo"/>
@@ -1544,7 +1544,7 @@
                 <w:noProof/>
                 <w:webHidden/>
               </w:rPr>
-              <w:instrText xml:space="preserve"> PAGEREF _Toc241501936 \h </w:instrText>
+              <w:instrText xml:space="preserve"> PAGEREF _Toc241502989 \h </w:instrText>
             </w:r>
             <w:r>
               <w:rPr>
@@ -1591,7 +1591,7 @@
               <w14:ligatures w14:val="standardContextual"/>
             </w:rPr>
           </w:pPr>
-          <w:hyperlink w:anchor="_Toc241501937" w:history="1">
+          <w:hyperlink w:anchor="_Toc241502990" w:history="1">
             <w:r>
               <w:rPr>
                 <w:rStyle w:val="Hipervnculo"/>
@@ -1619,7 +1619,7 @@
                 <w:noProof/>
                 <w:webHidden/>
               </w:rPr>
-              <w:instrText xml:space="preserve"> PAGEREF _Toc241501937 \h </w:instrText>
+              <w:instrText xml:space="preserve"> PAGEREF _Toc241502990 \h </w:instrText>
             </w:r>
             <w:r>
               <w:rPr>
@@ -1666,7 +1666,7 @@
               <w14:ligatures w14:val="standardContextual"/>
             </w:rPr>
           </w:pPr>
-          <w:hyperlink w:anchor="_Toc241501938" w:history="1">
+          <w:hyperlink w:anchor="_Toc241502991" w:history="1">
             <w:r>
               <w:rPr>
                 <w:rStyle w:val="Hipervnculo"/>
@@ -1694,7 +1694,7 @@
                 <w:noProof/>
                 <w:webHidden/>
               </w:rPr>
-              <w:instrText xml:space="preserve"> PAGEREF _Toc241501938 \h </w:instrText>
+              <w:instrText xml:space="preserve"> PAGEREF _Toc241502991 \h </w:instrText>
             </w:r>
             <w:r>
               <w:rPr>
@@ -1741,7 +1741,7 @@
               <w14:ligatures w14:val="standardContextual"/>
             </w:rPr>
           </w:pPr>
-          <w:hyperlink w:anchor="_Toc241501939" w:history="1">
+          <w:hyperlink w:anchor="_Toc241502992" w:history="1">
             <w:r>
               <w:rPr>
                 <w:rStyle w:val="Hipervnculo"/>
@@ -1769,7 +1769,7 @@
                 <w:noProof/>
                 <w:webHidden/>
               </w:rPr>
-              <w:instrText xml:space="preserve"> PAGEREF _Toc241501939 \h </w:instrText>
+              <w:instrText xml:space="preserve"> PAGEREF _Toc241502992 \h </w:instrText>
             </w:r>
             <w:r>
               <w:rPr>
@@ -1816,7 +1816,7 @@
               <w14:ligatures w14:val="standardContextual"/>
             </w:rPr>
           </w:pPr>
-          <w:hyperlink w:anchor="_Toc241501940" w:history="1">
+          <w:hyperlink w:anchor="_Toc241502993" w:history="1">
             <w:r>
               <w:rPr>
                 <w:rStyle w:val="Hipervnculo"/>
@@ -1844,7 +1844,7 @@
                 <w:noProof/>
                 <w:webHidden/>
               </w:rPr>
-              <w:instrText xml:space="preserve"> PAGEREF _Toc241501940 \h </w:instrText>
+              <w:instrText xml:space="preserve"> PAGEREF _Toc241502993 \h </w:instrText>
             </w:r>
             <w:r>
               <w:rPr>
@@ -1891,7 +1891,7 @@
               <w14:ligatures w14:val="standardContextual"/>
             </w:rPr>
           </w:pPr>
-          <w:hyperlink w:anchor="_Toc241501941" w:history="1">
+          <w:hyperlink w:anchor="_Toc241502994" w:history="1">
             <w:r>
               <w:rPr>
                 <w:rStyle w:val="Hipervnculo"/>
@@ -1919,7 +1919,7 @@
                 <w:noProof/>
                 <w:webHidden/>
               </w:rPr>
-              <w:instrText xml:space="preserve"> PAGEREF _Toc241501941 \h </w:instrText>
+              <w:instrText xml:space="preserve"> PAGEREF _Toc241502994 \h </w:instrText>
             </w:r>
             <w:r>
               <w:rPr>
@@ -1939,7 +1939,7 @@
                 <w:noProof/>
                 <w:webHidden/>
               </w:rPr>
-              <w:t>15</w:t>
+              <w:t>16</w:t>
             </w:r>
             <w:r>
               <w:rPr>
@@ -1966,7 +1966,7 @@
               <w14:ligatures w14:val="standardContextual"/>
             </w:rPr>
           </w:pPr>
-          <w:hyperlink w:anchor="_Toc241501942" w:history="1">
+          <w:hyperlink w:anchor="_Toc241502995" w:history="1">
             <w:r>
               <w:rPr>
                 <w:rStyle w:val="Hipervnculo"/>
@@ -1994,7 +1994,7 @@
                 <w:noProof/>
                 <w:webHidden/>
               </w:rPr>
-              <w:instrText xml:space="preserve"> PAGEREF _Toc241501942 \h </w:instrText>
+              <w:instrText xml:space="preserve"> PAGEREF _Toc241502995 \h </w:instrText>
             </w:r>
             <w:r>
               <w:rPr>
@@ -2014,7 +2014,7 @@
                 <w:noProof/>
                 <w:webHidden/>
               </w:rPr>
-              <w:t>16</w:t>
+              <w:t>17</w:t>
             </w:r>
             <w:r>
               <w:rPr>
@@ -2041,11 +2041,12 @@
               <w14:ligatures w14:val="standardContextual"/>
             </w:rPr>
           </w:pPr>
-          <w:hyperlink w:anchor="_Toc241501943" w:history="1">
+          <w:hyperlink w:anchor="_Toc241502996" w:history="1">
             <w:r>
               <w:rPr>
                 <w:rStyle w:val="Hipervnculo"/>
                 <w:noProof/>
+                <w:lang w:val="es-EC"/>
               </w:rPr>
               <w:t>10. Referencias</w:t>
             </w:r>
@@ -2068,7 +2069,7 @@
                 <w:noProof/>
                 <w:webHidden/>
               </w:rPr>
-              <w:instrText xml:space="preserve"> PAGEREF _Toc241501943 \h </w:instrText>
+              <w:instrText xml:space="preserve"> PAGEREF _Toc241502996 \h </w:instrText>
             </w:r>
             <w:r>
               <w:rPr>
@@ -2115,7 +2116,7 @@
               <w14:ligatures w14:val="standardContextual"/>
             </w:rPr>
           </w:pPr>
-          <w:hyperlink w:anchor="_Toc241501944" w:history="1">
+          <w:hyperlink w:anchor="_Toc241502997" w:history="1">
             <w:r>
               <w:rPr>
                 <w:rStyle w:val="Hipervnculo"/>
@@ -2143,7 +2144,7 @@
                 <w:noProof/>
                 <w:webHidden/>
               </w:rPr>
-              <w:instrText xml:space="preserve"> PAGEREF _Toc241501944 \h </w:instrText>
+              <w:instrText xml:space="preserve"> PAGEREF _Toc241502997 \h </w:instrText>
             </w:r>
             <w:r>
               <w:rPr>
@@ -2190,7 +2191,7 @@
               <w14:ligatures w14:val="standardContextual"/>
             </w:rPr>
           </w:pPr>
-          <w:hyperlink w:anchor="_Toc241501945" w:history="1">
+          <w:hyperlink w:anchor="_Toc241502998" w:history="1">
             <w:r>
               <w:rPr>
                 <w:rStyle w:val="Hipervnculo"/>
@@ -2218,7 +2219,7 @@
                 <w:noProof/>
                 <w:webHidden/>
               </w:rPr>
-              <w:instrText xml:space="preserve"> PAGEREF _Toc241501945 \h </w:instrText>
+              <w:instrText xml:space="preserve"> PAGEREF _Toc241502998 \h </w:instrText>
             </w:r>
             <w:r>
               <w:rPr>
@@ -2238,7 +2239,7 @@
                 <w:noProof/>
                 <w:webHidden/>
               </w:rPr>
-              <w:t>17</w:t>
+              <w:t>18</w:t>
             </w:r>
             <w:r>
               <w:rPr>
@@ -2265,7 +2266,7 @@
               <w14:ligatures w14:val="standardContextual"/>
             </w:rPr>
           </w:pPr>
-          <w:hyperlink w:anchor="_Toc241501946" w:history="1">
+          <w:hyperlink w:anchor="_Toc241502999" w:history="1">
             <w:r>
               <w:rPr>
                 <w:rStyle w:val="Hipervnculo"/>
@@ -2293,7 +2294,7 @@
                 <w:noProof/>
                 <w:webHidden/>
               </w:rPr>
-              <w:instrText xml:space="preserve"> PAGEREF _Toc241501946 \h </w:instrText>
+              <w:instrText xml:space="preserve"> PAGEREF _Toc241502999 \h </w:instrText>
             </w:r>
             <w:r>
               <w:rPr>
@@ -2313,7 +2314,7 @@
                 <w:noProof/>
                 <w:webHidden/>
               </w:rPr>
-              <w:t>18</w:t>
+              <w:t>19</w:t>
             </w:r>
             <w:r>
               <w:rPr>
@@ -2355,6 +2356,16 @@
       </w:pPr>
     </w:p>
     <w:p>
+      <w:pPr>
+        <w:rPr>
+          <w:rFonts w:asciiTheme="majorHAnsi" w:hAnsiTheme="majorHAnsi" w:cstheme="majorHAnsi"/>
+          <w:b/>
+          <w:bCs/>
+          <w:color w:val="791632"/>
+          <w:sz w:val="24"/>
+          <w:szCs w:val="24"/>
+        </w:rPr>
+      </w:pPr>
       <w:r>
         <w:rPr>
           <w:rFonts w:asciiTheme="majorHAnsi" w:hAnsiTheme="majorHAnsi" w:cstheme="majorHAnsi"/>
@@ -2377,7 +2388,7 @@
         </w:rPr>
       </w:pPr>
       <w:bookmarkStart w:id="0" w:name="_Toc240009001"/>
-      <w:bookmarkStart w:id="1" w:name="_Toc241501934"/>
+      <w:bookmarkStart w:id="1" w:name="_Toc241502987"/>
       <w:r>
         <w:rPr>
           <w:sz w:val="22"/>
@@ -2981,7 +2992,7 @@
         </w:rPr>
       </w:pPr>
       <w:bookmarkStart w:id="2" w:name="_Toc240009002"/>
-      <w:bookmarkStart w:id="3" w:name="_Toc241501935"/>
+      <w:bookmarkStart w:id="3" w:name="_Toc241502988"/>
       <w:r>
         <w:rPr>
           <w:sz w:val="22"/>
@@ -4063,7 +4074,7 @@
           <w:noProof/>
         </w:rPr>
         <w:drawing>
-          <wp:inline distT="0" distB="0" distL="0" distR="0" wp14:anchorId="0FB3805A" wp14:editId="744FAF7E">
+          <wp:inline distT="0" distB="0" distL="0" distR="0" wp14:anchorId="72B33175" wp14:editId="5F7D4FB6">
             <wp:extent cx="5768340" cy="4716780"/>
             <wp:effectExtent l="0" t="0" r="3810" b="7620"/>
             <wp:docPr id="987234633" name="Imagen 4"/>
@@ -4136,7 +4147,7 @@
           <w:noProof/>
         </w:rPr>
         <w:drawing>
-          <wp:inline distT="0" distB="0" distL="0" distR="0" wp14:anchorId="300C7AD2" wp14:editId="69D0A27A">
+          <wp:inline distT="0" distB="0" distL="0" distR="0" wp14:anchorId="6567DCD8" wp14:editId="5C90419A">
             <wp:extent cx="5303520" cy="5882483"/>
             <wp:effectExtent l="0" t="0" r="0" b="0"/>
             <wp:docPr id="2007843935" name="Picture 2007843935"/>
@@ -4195,7 +4206,7 @@
         </w:rPr>
       </w:pPr>
       <w:bookmarkStart w:id="4" w:name="_Toc240009003"/>
-      <w:bookmarkStart w:id="5" w:name="_Toc241501936"/>
+      <w:bookmarkStart w:id="5" w:name="_Toc241502989"/>
       <w:r>
         <w:rPr>
           <w:sz w:val="22"/>
@@ -4581,7 +4592,7 @@
               <w:rPr>
                 <w:color w:val="222222"/>
               </w:rPr>
-              <w:t xml:space="preserve"> de atún está marcado como no disponible</w:t>
+              <w:t xml:space="preserve"> de atún está marcado como no disponible, o un producto está inactivo (por ejemplo, el Ramen ya no se vende)</w:t>
             </w:r>
           </w:p>
         </w:tc>
@@ -4635,7 +4646,7 @@
               <w:rPr>
                 <w:color w:val="222222"/>
               </w:rPr>
-              <w:t xml:space="preserve">El sistema rechaza la operación con el mensaje "El producto </w:t>
+              <w:t xml:space="preserve">El sistema rechaza la operación indicando que el producto no está disponible (para el </w:t>
             </w:r>
             <w:proofErr w:type="spellStart"/>
             <w:r>
@@ -4649,7 +4660,21 @@
               <w:rPr>
                 <w:color w:val="222222"/>
               </w:rPr>
-              <w:t xml:space="preserve"> de atún no está disponible" y el producto no queda en el detalle</w:t>
+              <w:t xml:space="preserve"> de atún: "El producto </w:t>
+            </w:r>
+            <w:proofErr w:type="spellStart"/>
+            <w:r>
+              <w:rPr>
+                <w:color w:val="222222"/>
+              </w:rPr>
+              <w:t>Poké</w:t>
+            </w:r>
+            <w:proofErr w:type="spellEnd"/>
+            <w:r>
+              <w:rPr>
+                <w:color w:val="222222"/>
+              </w:rPr>
+              <w:t xml:space="preserve"> de atún no está disponible") y el producto no queda en el detalle</w:t>
             </w:r>
           </w:p>
         </w:tc>
@@ -5026,7 +5051,7 @@
         </w:rPr>
       </w:pPr>
       <w:bookmarkStart w:id="6" w:name="_Toc240009004"/>
-      <w:bookmarkStart w:id="7" w:name="_Toc241501937"/>
+      <w:bookmarkStart w:id="7" w:name="_Toc241502990"/>
       <w:r>
         <w:rPr>
           <w:sz w:val="22"/>
@@ -5488,6 +5513,7 @@
               <w:rPr>
                 <w:color w:val="222222"/>
               </w:rPr>
+              <w:lastRenderedPageBreak/>
               <w:t>CP-02</w:t>
             </w:r>
           </w:p>
@@ -5689,7 +5715,6 @@
               <w:rPr>
                 <w:color w:val="222222"/>
               </w:rPr>
-              <w:lastRenderedPageBreak/>
               <w:t>CP-03</w:t>
             </w:r>
           </w:p>
@@ -6834,7 +6859,7 @@
         </w:rPr>
       </w:pPr>
       <w:bookmarkStart w:id="8" w:name="_Toc240009005"/>
-      <w:bookmarkStart w:id="9" w:name="_Toc241501938"/>
+      <w:bookmarkStart w:id="9" w:name="_Toc241502991"/>
       <w:r>
         <w:rPr>
           <w:sz w:val="22"/>
@@ -6954,7 +6979,11 @@
       </w:r>
       <w:proofErr w:type="spellEnd"/>
       <w:r>
-        <w:t xml:space="preserve"> y las validaciones de la venta están dentro de </w:t>
+        <w:t xml:space="preserve"> y </w:t>
+      </w:r>
+      <w:r>
+        <w:lastRenderedPageBreak/>
+        <w:t xml:space="preserve">las validaciones de la venta están dentro de </w:t>
       </w:r>
       <w:proofErr w:type="spellStart"/>
       <w:r>
@@ -7009,7 +7038,6 @@
           <w:i/>
           <w:sz w:val="18"/>
         </w:rPr>
-        <w:lastRenderedPageBreak/>
         <w:t xml:space="preserve">Tabla 5. Pruebas </w:t>
       </w:r>
       <w:proofErr w:type="spellStart"/>
@@ -8522,7 +8550,7 @@
       </w:r>
       <w:proofErr w:type="spellEnd"/>
       <w:r>
-        <w:t xml:space="preserve"> 17, el mínimo que pide la asignatura) y las pruebas se ejecutaron con </w:t>
+        <w:t xml:space="preserve"> 17, igual que el proyecto base de la asignatura, que pide Java 17 o superior) y las pruebas se ejecutaron con </w:t>
       </w:r>
       <w:proofErr w:type="spellStart"/>
       <w:r>
@@ -8576,7 +8604,7 @@
         </w:rPr>
         <w:lastRenderedPageBreak/>
         <w:drawing>
-          <wp:inline distT="0" distB="0" distL="0" distR="0" wp14:anchorId="03F61A82" wp14:editId="1363AE31">
+          <wp:inline distT="0" distB="0" distL="0" distR="0" wp14:anchorId="2531A9CE" wp14:editId="7D4C1D26">
             <wp:extent cx="5760000" cy="1996515"/>
             <wp:effectExtent l="0" t="0" r="0" b="0"/>
             <wp:docPr id="3100" name="captura1-mvn-test-ok.png"/>
@@ -9012,7 +9040,6 @@
               </w:rPr>
               <w:t xml:space="preserve">import </w:t>
             </w:r>
-            <w:proofErr w:type="spellStart"/>
             <w:proofErr w:type="gramStart"/>
             <w:r>
               <w:rPr>
@@ -9031,17 +9058,7 @@
                 <w:szCs w:val="14"/>
                 <w:lang w:val="en-US"/>
               </w:rPr>
-              <w:t>.BigDecimal</w:t>
-            </w:r>
-            <w:proofErr w:type="spellEnd"/>
-            <w:r>
-              <w:rPr>
-                <w:rFonts w:ascii="Consolas" w:hAnsi="Consolas" w:cs="Consolas"/>
-                <w:sz w:val="14"/>
-                <w:szCs w:val="14"/>
-                <w:lang w:val="en-US"/>
-              </w:rPr>
-              <w:t>;</w:t>
+              <w:t>.BigDecimal;</w:t>
             </w:r>
           </w:p>
           <w:p>
@@ -9068,7 +9085,6 @@
               </w:rPr>
               <w:t xml:space="preserve">import static </w:t>
             </w:r>
-            <w:proofErr w:type="spellStart"/>
             <w:proofErr w:type="gramStart"/>
             <w:r>
               <w:rPr>
@@ -9079,7 +9095,6 @@
               </w:rPr>
               <w:t>org.junit.jupiter.api.Assertions</w:t>
             </w:r>
-            <w:proofErr w:type="spellEnd"/>
             <w:proofErr w:type="gramEnd"/>
             <w:r>
               <w:rPr>
@@ -9113,27 +9128,7 @@
                 <w:szCs w:val="14"/>
                 <w:lang w:val="en-US"/>
               </w:rPr>
-              <w:t xml:space="preserve">class </w:t>
-            </w:r>
-            <w:proofErr w:type="spellStart"/>
-            <w:r>
-              <w:rPr>
-                <w:rFonts w:ascii="Consolas" w:hAnsi="Consolas" w:cs="Consolas"/>
-                <w:sz w:val="14"/>
-                <w:szCs w:val="14"/>
-                <w:lang w:val="en-US"/>
-              </w:rPr>
-              <w:t>ServicioVentaTest</w:t>
-            </w:r>
-            <w:proofErr w:type="spellEnd"/>
-            <w:r>
-              <w:rPr>
-                <w:rFonts w:ascii="Consolas" w:hAnsi="Consolas" w:cs="Consolas"/>
-                <w:sz w:val="14"/>
-                <w:szCs w:val="14"/>
-                <w:lang w:val="en-US"/>
-              </w:rPr>
-              <w:t xml:space="preserve"> {</w:t>
+              <w:t>class ServicioVentaTest {</w:t>
             </w:r>
           </w:p>
           <w:p>
@@ -9150,47 +9145,7 @@
                 <w:szCs w:val="14"/>
                 <w:lang w:val="en-US"/>
               </w:rPr>
-              <w:t xml:space="preserve">    private </w:t>
-            </w:r>
-            <w:proofErr w:type="spellStart"/>
-            <w:r>
-              <w:rPr>
-                <w:rFonts w:ascii="Consolas" w:hAnsi="Consolas" w:cs="Consolas"/>
-                <w:sz w:val="14"/>
-                <w:szCs w:val="14"/>
-                <w:lang w:val="en-US"/>
-              </w:rPr>
-              <w:t>InMemoryVentaRepository</w:t>
-            </w:r>
-            <w:proofErr w:type="spellEnd"/>
-            <w:r>
-              <w:rPr>
-                <w:rFonts w:ascii="Consolas" w:hAnsi="Consolas" w:cs="Consolas"/>
-                <w:sz w:val="14"/>
-                <w:szCs w:val="14"/>
-                <w:lang w:val="en-US"/>
-              </w:rPr>
-              <w:t xml:space="preserve"> </w:t>
-            </w:r>
-            <w:proofErr w:type="spellStart"/>
-            <w:r>
-              <w:rPr>
-                <w:rFonts w:ascii="Consolas" w:hAnsi="Consolas" w:cs="Consolas"/>
-                <w:sz w:val="14"/>
-                <w:szCs w:val="14"/>
-                <w:lang w:val="en-US"/>
-              </w:rPr>
-              <w:t>ventaRepository</w:t>
-            </w:r>
-            <w:proofErr w:type="spellEnd"/>
-            <w:r>
-              <w:rPr>
-                <w:rFonts w:ascii="Consolas" w:hAnsi="Consolas" w:cs="Consolas"/>
-                <w:sz w:val="14"/>
-                <w:szCs w:val="14"/>
-                <w:lang w:val="en-US"/>
-              </w:rPr>
-              <w:t>;</w:t>
+              <w:t xml:space="preserve">    private InMemoryVentaRepository ventaRepository;</w:t>
             </w:r>
           </w:p>
           <w:p>
@@ -9207,47 +9162,7 @@
                 <w:szCs w:val="14"/>
                 <w:lang w:val="en-US"/>
               </w:rPr>
-              <w:t xml:space="preserve">    private </w:t>
-            </w:r>
-            <w:proofErr w:type="spellStart"/>
-            <w:r>
-              <w:rPr>
-                <w:rFonts w:ascii="Consolas" w:hAnsi="Consolas" w:cs="Consolas"/>
-                <w:sz w:val="14"/>
-                <w:szCs w:val="14"/>
-                <w:lang w:val="en-US"/>
-              </w:rPr>
-              <w:t>InMemoryProductoRepository</w:t>
-            </w:r>
-            <w:proofErr w:type="spellEnd"/>
-            <w:r>
-              <w:rPr>
-                <w:rFonts w:ascii="Consolas" w:hAnsi="Consolas" w:cs="Consolas"/>
-                <w:sz w:val="14"/>
-                <w:szCs w:val="14"/>
-                <w:lang w:val="en-US"/>
-              </w:rPr>
-              <w:t xml:space="preserve"> </w:t>
-            </w:r>
-            <w:proofErr w:type="spellStart"/>
-            <w:r>
-              <w:rPr>
-                <w:rFonts w:ascii="Consolas" w:hAnsi="Consolas" w:cs="Consolas"/>
-                <w:sz w:val="14"/>
-                <w:szCs w:val="14"/>
-                <w:lang w:val="en-US"/>
-              </w:rPr>
-              <w:t>productoRepository</w:t>
-            </w:r>
-            <w:proofErr w:type="spellEnd"/>
-            <w:r>
-              <w:rPr>
-                <w:rFonts w:ascii="Consolas" w:hAnsi="Consolas" w:cs="Consolas"/>
-                <w:sz w:val="14"/>
-                <w:szCs w:val="14"/>
-                <w:lang w:val="en-US"/>
-              </w:rPr>
-              <w:t>;</w:t>
+              <w:t xml:space="preserve">    private InMemoryProductoRepository productoRepository;</w:t>
             </w:r>
           </w:p>
           <w:p>
@@ -9264,47 +9179,7 @@
                 <w:szCs w:val="14"/>
                 <w:lang w:val="en-US"/>
               </w:rPr>
-              <w:t xml:space="preserve">    private </w:t>
-            </w:r>
-            <w:proofErr w:type="spellStart"/>
-            <w:r>
-              <w:rPr>
-                <w:rFonts w:ascii="Consolas" w:hAnsi="Consolas" w:cs="Consolas"/>
-                <w:sz w:val="14"/>
-                <w:szCs w:val="14"/>
-                <w:lang w:val="en-US"/>
-              </w:rPr>
-              <w:t>ServicioVenta</w:t>
-            </w:r>
-            <w:proofErr w:type="spellEnd"/>
-            <w:r>
-              <w:rPr>
-                <w:rFonts w:ascii="Consolas" w:hAnsi="Consolas" w:cs="Consolas"/>
-                <w:sz w:val="14"/>
-                <w:szCs w:val="14"/>
-                <w:lang w:val="en-US"/>
-              </w:rPr>
-              <w:t xml:space="preserve"> </w:t>
-            </w:r>
-            <w:proofErr w:type="spellStart"/>
-            <w:r>
-              <w:rPr>
-                <w:rFonts w:ascii="Consolas" w:hAnsi="Consolas" w:cs="Consolas"/>
-                <w:sz w:val="14"/>
-                <w:szCs w:val="14"/>
-                <w:lang w:val="en-US"/>
-              </w:rPr>
-              <w:t>servicio</w:t>
-            </w:r>
-            <w:proofErr w:type="spellEnd"/>
-            <w:r>
-              <w:rPr>
-                <w:rFonts w:ascii="Consolas" w:hAnsi="Consolas" w:cs="Consolas"/>
-                <w:sz w:val="14"/>
-                <w:szCs w:val="14"/>
-                <w:lang w:val="en-US"/>
-              </w:rPr>
-              <w:t>;</w:t>
+              <w:t xml:space="preserve">    private ServicioVenta servicio;</w:t>
             </w:r>
           </w:p>
           <w:p>
@@ -9346,38 +9221,7 @@
                 <w:szCs w:val="14"/>
                 <w:lang w:val="en-US"/>
               </w:rPr>
-              <w:t xml:space="preserve">    void </w:t>
-            </w:r>
-            <w:proofErr w:type="spellStart"/>
-            <w:proofErr w:type="gramStart"/>
-            <w:r>
-              <w:rPr>
-                <w:rFonts w:ascii="Consolas" w:hAnsi="Consolas" w:cs="Consolas"/>
-                <w:sz w:val="14"/>
-                <w:szCs w:val="14"/>
-                <w:lang w:val="en-US"/>
-              </w:rPr>
-              <w:t>setUp</w:t>
-            </w:r>
-            <w:proofErr w:type="spellEnd"/>
-            <w:r>
-              <w:rPr>
-                <w:rFonts w:ascii="Consolas" w:hAnsi="Consolas" w:cs="Consolas"/>
-                <w:sz w:val="14"/>
-                <w:szCs w:val="14"/>
-                <w:lang w:val="en-US"/>
-              </w:rPr>
-              <w:t>(</w:t>
-            </w:r>
-            <w:proofErr w:type="gramEnd"/>
-            <w:r>
-              <w:rPr>
-                <w:rFonts w:ascii="Consolas" w:hAnsi="Consolas" w:cs="Consolas"/>
-                <w:sz w:val="14"/>
-                <w:szCs w:val="14"/>
-                <w:lang w:val="en-US"/>
-              </w:rPr>
-              <w:t>) {</w:t>
+              <w:t xml:space="preserve">    void setUp() {</w:t>
             </w:r>
           </w:p>
           <w:p>
@@ -9394,58 +9238,7 @@
                 <w:szCs w:val="14"/>
                 <w:lang w:val="en-US"/>
               </w:rPr>
-              <w:t xml:space="preserve">        </w:t>
-            </w:r>
-            <w:proofErr w:type="spellStart"/>
-            <w:r>
-              <w:rPr>
-                <w:rFonts w:ascii="Consolas" w:hAnsi="Consolas" w:cs="Consolas"/>
-                <w:sz w:val="14"/>
-                <w:szCs w:val="14"/>
-                <w:lang w:val="en-US"/>
-              </w:rPr>
-              <w:t>ventaRepository</w:t>
-            </w:r>
-            <w:proofErr w:type="spellEnd"/>
-            <w:r>
-              <w:rPr>
-                <w:rFonts w:ascii="Consolas" w:hAnsi="Consolas" w:cs="Consolas"/>
-                <w:sz w:val="14"/>
-                <w:szCs w:val="14"/>
-                <w:lang w:val="en-US"/>
-              </w:rPr>
-              <w:t xml:space="preserve"> = new </w:t>
-            </w:r>
-            <w:proofErr w:type="spellStart"/>
-            <w:proofErr w:type="gramStart"/>
-            <w:r>
-              <w:rPr>
-                <w:rFonts w:ascii="Consolas" w:hAnsi="Consolas" w:cs="Consolas"/>
-                <w:sz w:val="14"/>
-                <w:szCs w:val="14"/>
-                <w:lang w:val="en-US"/>
-              </w:rPr>
-              <w:t>InMemoryVentaRepository</w:t>
-            </w:r>
-            <w:proofErr w:type="spellEnd"/>
-            <w:r>
-              <w:rPr>
-                <w:rFonts w:ascii="Consolas" w:hAnsi="Consolas" w:cs="Consolas"/>
-                <w:sz w:val="14"/>
-                <w:szCs w:val="14"/>
-                <w:lang w:val="en-US"/>
-              </w:rPr>
-              <w:t>(</w:t>
-            </w:r>
-            <w:proofErr w:type="gramEnd"/>
-            <w:r>
-              <w:rPr>
-                <w:rFonts w:ascii="Consolas" w:hAnsi="Consolas" w:cs="Consolas"/>
-                <w:sz w:val="14"/>
-                <w:szCs w:val="14"/>
-                <w:lang w:val="en-US"/>
-              </w:rPr>
-              <w:t>);</w:t>
+              <w:t xml:space="preserve">        ventaRepository = new InMemoryVentaRepository();</w:t>
             </w:r>
           </w:p>
           <w:p>
@@ -9462,58 +9255,7 @@
                 <w:szCs w:val="14"/>
                 <w:lang w:val="en-US"/>
               </w:rPr>
-              <w:t xml:space="preserve">        </w:t>
-            </w:r>
-            <w:proofErr w:type="spellStart"/>
-            <w:r>
-              <w:rPr>
-                <w:rFonts w:ascii="Consolas" w:hAnsi="Consolas" w:cs="Consolas"/>
-                <w:sz w:val="14"/>
-                <w:szCs w:val="14"/>
-                <w:lang w:val="en-US"/>
-              </w:rPr>
-              <w:t>productoRepository</w:t>
-            </w:r>
-            <w:proofErr w:type="spellEnd"/>
-            <w:r>
-              <w:rPr>
-                <w:rFonts w:ascii="Consolas" w:hAnsi="Consolas" w:cs="Consolas"/>
-                <w:sz w:val="14"/>
-                <w:szCs w:val="14"/>
-                <w:lang w:val="en-US"/>
-              </w:rPr>
-              <w:t xml:space="preserve"> = new </w:t>
-            </w:r>
-            <w:proofErr w:type="spellStart"/>
-            <w:proofErr w:type="gramStart"/>
-            <w:r>
-              <w:rPr>
-                <w:rFonts w:ascii="Consolas" w:hAnsi="Consolas" w:cs="Consolas"/>
-                <w:sz w:val="14"/>
-                <w:szCs w:val="14"/>
-                <w:lang w:val="en-US"/>
-              </w:rPr>
-              <w:t>InMemoryProductoRepository</w:t>
-            </w:r>
-            <w:proofErr w:type="spellEnd"/>
-            <w:r>
-              <w:rPr>
-                <w:rFonts w:ascii="Consolas" w:hAnsi="Consolas" w:cs="Consolas"/>
-                <w:sz w:val="14"/>
-                <w:szCs w:val="14"/>
-                <w:lang w:val="en-US"/>
-              </w:rPr>
-              <w:t>(</w:t>
-            </w:r>
-            <w:proofErr w:type="gramEnd"/>
-            <w:r>
-              <w:rPr>
-                <w:rFonts w:ascii="Consolas" w:hAnsi="Consolas" w:cs="Consolas"/>
-                <w:sz w:val="14"/>
-                <w:szCs w:val="14"/>
-                <w:lang w:val="en-US"/>
-              </w:rPr>
-              <w:t>);</w:t>
+              <w:t xml:space="preserve">        productoRepository = new InMemoryProductoRepository();</w:t>
             </w:r>
           </w:p>
           <w:p>
@@ -9627,7 +9369,6 @@
               </w:rPr>
               <w:t xml:space="preserve">        </w:t>
             </w:r>
-            <w:proofErr w:type="spellStart"/>
             <w:r>
               <w:rPr>
                 <w:rFonts w:ascii="Consolas" w:hAnsi="Consolas" w:cs="Consolas"/>
@@ -9635,79 +9376,7 @@
                 <w:szCs w:val="14"/>
                 <w:lang w:val="en-US"/>
               </w:rPr>
-              <w:t>productoRepository.save</w:t>
-            </w:r>
-            <w:proofErr w:type="spellEnd"/>
-            <w:r>
-              <w:rPr>
-                <w:rFonts w:ascii="Consolas" w:hAnsi="Consolas" w:cs="Consolas"/>
-                <w:sz w:val="14"/>
-                <w:szCs w:val="14"/>
-                <w:lang w:val="en-US"/>
-              </w:rPr>
-              <w:t xml:space="preserve">(new </w:t>
-            </w:r>
-            <w:proofErr w:type="spellStart"/>
-            <w:proofErr w:type="gramStart"/>
-            <w:r>
-              <w:rPr>
-                <w:rFonts w:ascii="Consolas" w:hAnsi="Consolas" w:cs="Consolas"/>
-                <w:sz w:val="14"/>
-                <w:szCs w:val="14"/>
-                <w:lang w:val="en-US"/>
-              </w:rPr>
-              <w:t>Producto</w:t>
-            </w:r>
-            <w:proofErr w:type="spellEnd"/>
-            <w:r>
-              <w:rPr>
-                <w:rFonts w:ascii="Consolas" w:hAnsi="Consolas" w:cs="Consolas"/>
-                <w:sz w:val="14"/>
-                <w:szCs w:val="14"/>
-                <w:lang w:val="en-US"/>
-              </w:rPr>
-              <w:t>(</w:t>
-            </w:r>
-            <w:proofErr w:type="gramEnd"/>
-            <w:r>
-              <w:rPr>
-                <w:rFonts w:ascii="Consolas" w:hAnsi="Consolas" w:cs="Consolas"/>
-                <w:sz w:val="14"/>
-                <w:szCs w:val="14"/>
-                <w:lang w:val="en-US"/>
-              </w:rPr>
-              <w:t xml:space="preserve">"P01", "Sushi burrito Crabby Crunch", new </w:t>
-            </w:r>
-            <w:proofErr w:type="spellStart"/>
-            <w:proofErr w:type="gramStart"/>
-            <w:r>
-              <w:rPr>
-                <w:rFonts w:ascii="Consolas" w:hAnsi="Consolas" w:cs="Consolas"/>
-                <w:sz w:val="14"/>
-                <w:szCs w:val="14"/>
-                <w:lang w:val="en-US"/>
-              </w:rPr>
-              <w:t>BigDecimal</w:t>
-            </w:r>
-            <w:proofErr w:type="spellEnd"/>
-            <w:r>
-              <w:rPr>
-                <w:rFonts w:ascii="Consolas" w:hAnsi="Consolas" w:cs="Consolas"/>
-                <w:sz w:val="14"/>
-                <w:szCs w:val="14"/>
-                <w:lang w:val="en-US"/>
-              </w:rPr>
-              <w:t>(</w:t>
-            </w:r>
-            <w:proofErr w:type="gramEnd"/>
-            <w:r>
-              <w:rPr>
-                <w:rFonts w:ascii="Consolas" w:hAnsi="Consolas" w:cs="Consolas"/>
-                <w:sz w:val="14"/>
-                <w:szCs w:val="14"/>
-                <w:lang w:val="en-US"/>
-              </w:rPr>
-              <w:t>"11.50"), true));</w:t>
+              <w:t>productoRepository.save(new Producto("P01", "Sushi burrito Crabby Crunch", new BigDecimal("11.50"), true));</w:t>
             </w:r>
           </w:p>
           <w:p>
@@ -9724,89 +9393,7 @@
                 <w:szCs w:val="14"/>
                 <w:lang w:val="en-US"/>
               </w:rPr>
-              <w:t xml:space="preserve">        </w:t>
-            </w:r>
-            <w:proofErr w:type="spellStart"/>
-            <w:r>
-              <w:rPr>
-                <w:rFonts w:ascii="Consolas" w:hAnsi="Consolas" w:cs="Consolas"/>
-                <w:sz w:val="14"/>
-                <w:szCs w:val="14"/>
-                <w:lang w:val="en-US"/>
-              </w:rPr>
-              <w:t>productoRepository.save</w:t>
-            </w:r>
-            <w:proofErr w:type="spellEnd"/>
-            <w:r>
-              <w:rPr>
-                <w:rFonts w:ascii="Consolas" w:hAnsi="Consolas" w:cs="Consolas"/>
-                <w:sz w:val="14"/>
-                <w:szCs w:val="14"/>
-                <w:lang w:val="en-US"/>
-              </w:rPr>
-              <w:t xml:space="preserve">(new </w:t>
-            </w:r>
-            <w:proofErr w:type="spellStart"/>
-            <w:proofErr w:type="gramStart"/>
-            <w:r>
-              <w:rPr>
-                <w:rFonts w:ascii="Consolas" w:hAnsi="Consolas" w:cs="Consolas"/>
-                <w:sz w:val="14"/>
-                <w:szCs w:val="14"/>
-                <w:lang w:val="en-US"/>
-              </w:rPr>
-              <w:t>Producto</w:t>
-            </w:r>
-            <w:proofErr w:type="spellEnd"/>
-            <w:r>
-              <w:rPr>
-                <w:rFonts w:ascii="Consolas" w:hAnsi="Consolas" w:cs="Consolas"/>
-                <w:sz w:val="14"/>
-                <w:szCs w:val="14"/>
-                <w:lang w:val="en-US"/>
-              </w:rPr>
-              <w:t>(</w:t>
-            </w:r>
-            <w:proofErr w:type="gramEnd"/>
-            <w:r>
-              <w:rPr>
-                <w:rFonts w:ascii="Consolas" w:hAnsi="Consolas" w:cs="Consolas"/>
-                <w:sz w:val="14"/>
-                <w:szCs w:val="14"/>
-                <w:lang w:val="en-US"/>
-              </w:rPr>
-              <w:t xml:space="preserve">"P02", "Sushi burrito Cosmo", new </w:t>
-            </w:r>
-            <w:proofErr w:type="spellStart"/>
-            <w:proofErr w:type="gramStart"/>
-            <w:r>
-              <w:rPr>
-                <w:rFonts w:ascii="Consolas" w:hAnsi="Consolas" w:cs="Consolas"/>
-                <w:sz w:val="14"/>
-                <w:szCs w:val="14"/>
-                <w:lang w:val="en-US"/>
-              </w:rPr>
-              <w:t>BigDecimal</w:t>
-            </w:r>
-            <w:proofErr w:type="spellEnd"/>
-            <w:r>
-              <w:rPr>
-                <w:rFonts w:ascii="Consolas" w:hAnsi="Consolas" w:cs="Consolas"/>
-                <w:sz w:val="14"/>
-                <w:szCs w:val="14"/>
-                <w:lang w:val="en-US"/>
-              </w:rPr>
-              <w:t>(</w:t>
-            </w:r>
-            <w:proofErr w:type="gramEnd"/>
-            <w:r>
-              <w:rPr>
-                <w:rFonts w:ascii="Consolas" w:hAnsi="Consolas" w:cs="Consolas"/>
-                <w:sz w:val="14"/>
-                <w:szCs w:val="14"/>
-                <w:lang w:val="en-US"/>
-              </w:rPr>
-              <w:t>"9.20"), true));</w:t>
+              <w:t xml:space="preserve">        productoRepository.save(new Producto("P02", "Sushi burrito Cosmo", new BigDecimal("9.20"), true));</w:t>
             </w:r>
           </w:p>
           <w:p>
@@ -9823,109 +9410,7 @@
                 <w:szCs w:val="14"/>
                 <w:lang w:val="en-US"/>
               </w:rPr>
-              <w:t xml:space="preserve">        </w:t>
-            </w:r>
-            <w:proofErr w:type="spellStart"/>
-            <w:r>
-              <w:rPr>
-                <w:rFonts w:ascii="Consolas" w:hAnsi="Consolas" w:cs="Consolas"/>
-                <w:sz w:val="14"/>
-                <w:szCs w:val="14"/>
-                <w:lang w:val="en-US"/>
-              </w:rPr>
-              <w:t>productoRepository.save</w:t>
-            </w:r>
-            <w:proofErr w:type="spellEnd"/>
-            <w:r>
-              <w:rPr>
-                <w:rFonts w:ascii="Consolas" w:hAnsi="Consolas" w:cs="Consolas"/>
-                <w:sz w:val="14"/>
-                <w:szCs w:val="14"/>
-                <w:lang w:val="en-US"/>
-              </w:rPr>
-              <w:t xml:space="preserve">(new </w:t>
-            </w:r>
-            <w:proofErr w:type="spellStart"/>
-            <w:proofErr w:type="gramStart"/>
-            <w:r>
-              <w:rPr>
-                <w:rFonts w:ascii="Consolas" w:hAnsi="Consolas" w:cs="Consolas"/>
-                <w:sz w:val="14"/>
-                <w:szCs w:val="14"/>
-                <w:lang w:val="en-US"/>
-              </w:rPr>
-              <w:t>Producto</w:t>
-            </w:r>
-            <w:proofErr w:type="spellEnd"/>
-            <w:r>
-              <w:rPr>
-                <w:rFonts w:ascii="Consolas" w:hAnsi="Consolas" w:cs="Consolas"/>
-                <w:sz w:val="14"/>
-                <w:szCs w:val="14"/>
-                <w:lang w:val="en-US"/>
-              </w:rPr>
-              <w:t>(</w:t>
-            </w:r>
-            <w:proofErr w:type="gramEnd"/>
-            <w:r>
-              <w:rPr>
-                <w:rFonts w:ascii="Consolas" w:hAnsi="Consolas" w:cs="Consolas"/>
-                <w:sz w:val="14"/>
-                <w:szCs w:val="14"/>
-                <w:lang w:val="en-US"/>
-              </w:rPr>
-              <w:t xml:space="preserve">"P03", "Poké de </w:t>
-            </w:r>
-            <w:proofErr w:type="spellStart"/>
-            <w:r>
-              <w:rPr>
-                <w:rFonts w:ascii="Consolas" w:hAnsi="Consolas" w:cs="Consolas"/>
-                <w:sz w:val="14"/>
-                <w:szCs w:val="14"/>
-                <w:lang w:val="en-US"/>
-              </w:rPr>
-              <w:t>atún</w:t>
-            </w:r>
-            <w:proofErr w:type="spellEnd"/>
-            <w:r>
-              <w:rPr>
-                <w:rFonts w:ascii="Consolas" w:hAnsi="Consolas" w:cs="Consolas"/>
-                <w:sz w:val="14"/>
-                <w:szCs w:val="14"/>
-                <w:lang w:val="en-US"/>
-              </w:rPr>
-              <w:t xml:space="preserve">", new </w:t>
-            </w:r>
-            <w:proofErr w:type="spellStart"/>
-            <w:proofErr w:type="gramStart"/>
-            <w:r>
-              <w:rPr>
-                <w:rFonts w:ascii="Consolas" w:hAnsi="Consolas" w:cs="Consolas"/>
-                <w:sz w:val="14"/>
-                <w:szCs w:val="14"/>
-                <w:lang w:val="en-US"/>
-              </w:rPr>
-              <w:t>BigDecimal</w:t>
-            </w:r>
-            <w:proofErr w:type="spellEnd"/>
-            <w:r>
-              <w:rPr>
-                <w:rFonts w:ascii="Consolas" w:hAnsi="Consolas" w:cs="Consolas"/>
-                <w:sz w:val="14"/>
-                <w:szCs w:val="14"/>
-                <w:lang w:val="en-US"/>
-              </w:rPr>
-              <w:t>(</w:t>
-            </w:r>
-            <w:proofErr w:type="gramEnd"/>
-            <w:r>
-              <w:rPr>
-                <w:rFonts w:ascii="Consolas" w:hAnsi="Consolas" w:cs="Consolas"/>
-                <w:sz w:val="14"/>
-                <w:szCs w:val="14"/>
-                <w:lang w:val="en-US"/>
-              </w:rPr>
-              <w:t>"12.65"), false));</w:t>
+              <w:t xml:space="preserve">        productoRepository.save(new Producto("P03", "Poké de atún", new BigDecimal("12.65"), false));</w:t>
             </w:r>
           </w:p>
           <w:p>
@@ -9973,7 +9458,6 @@
               </w:rPr>
               <w:t xml:space="preserve">        </w:t>
             </w:r>
-            <w:proofErr w:type="spellStart"/>
             <w:r>
               <w:rPr>
                 <w:rFonts w:ascii="Consolas" w:hAnsi="Consolas" w:cs="Consolas"/>
@@ -9981,79 +9465,7 @@
                 <w:szCs w:val="14"/>
                 <w:lang w:val="en-US"/>
               </w:rPr>
-              <w:t>Producto</w:t>
-            </w:r>
-            <w:proofErr w:type="spellEnd"/>
-            <w:r>
-              <w:rPr>
-                <w:rFonts w:ascii="Consolas" w:hAnsi="Consolas" w:cs="Consolas"/>
-                <w:sz w:val="14"/>
-                <w:szCs w:val="14"/>
-                <w:lang w:val="en-US"/>
-              </w:rPr>
-              <w:t xml:space="preserve"> ramen = new </w:t>
-            </w:r>
-            <w:proofErr w:type="spellStart"/>
-            <w:proofErr w:type="gramStart"/>
-            <w:r>
-              <w:rPr>
-                <w:rFonts w:ascii="Consolas" w:hAnsi="Consolas" w:cs="Consolas"/>
-                <w:sz w:val="14"/>
-                <w:szCs w:val="14"/>
-                <w:lang w:val="en-US"/>
-              </w:rPr>
-              <w:t>Producto</w:t>
-            </w:r>
-            <w:proofErr w:type="spellEnd"/>
-            <w:r>
-              <w:rPr>
-                <w:rFonts w:ascii="Consolas" w:hAnsi="Consolas" w:cs="Consolas"/>
-                <w:sz w:val="14"/>
-                <w:szCs w:val="14"/>
-                <w:lang w:val="en-US"/>
-              </w:rPr>
-              <w:t>(</w:t>
-            </w:r>
-            <w:proofErr w:type="gramEnd"/>
-            <w:r>
-              <w:rPr>
-                <w:rFonts w:ascii="Consolas" w:hAnsi="Consolas" w:cs="Consolas"/>
-                <w:sz w:val="14"/>
-                <w:szCs w:val="14"/>
-                <w:lang w:val="en-US"/>
-              </w:rPr>
-              <w:t xml:space="preserve">"P04", "Ramen", new </w:t>
-            </w:r>
-            <w:proofErr w:type="spellStart"/>
-            <w:proofErr w:type="gramStart"/>
-            <w:r>
-              <w:rPr>
-                <w:rFonts w:ascii="Consolas" w:hAnsi="Consolas" w:cs="Consolas"/>
-                <w:sz w:val="14"/>
-                <w:szCs w:val="14"/>
-                <w:lang w:val="en-US"/>
-              </w:rPr>
-              <w:t>BigDecimal</w:t>
-            </w:r>
-            <w:proofErr w:type="spellEnd"/>
-            <w:r>
-              <w:rPr>
-                <w:rFonts w:ascii="Consolas" w:hAnsi="Consolas" w:cs="Consolas"/>
-                <w:sz w:val="14"/>
-                <w:szCs w:val="14"/>
-                <w:lang w:val="en-US"/>
-              </w:rPr>
-              <w:t>(</w:t>
-            </w:r>
-            <w:proofErr w:type="gramEnd"/>
-            <w:r>
-              <w:rPr>
-                <w:rFonts w:ascii="Consolas" w:hAnsi="Consolas" w:cs="Consolas"/>
-                <w:sz w:val="14"/>
-                <w:szCs w:val="14"/>
-                <w:lang w:val="en-US"/>
-              </w:rPr>
-              <w:t>"10.35"), true);</w:t>
+              <w:t>Producto ramen = new Producto("P04", "Ramen", new BigDecimal("10.35"), true);</w:t>
             </w:r>
           </w:p>
           <w:p>
@@ -10529,30 +9941,8 @@
                 <w:szCs w:val="14"/>
                 <w:lang w:val="en-US"/>
               </w:rPr>
-              <w:t xml:space="preserve">        </w:t>
-            </w:r>
-            <w:proofErr w:type="spellStart"/>
-            <w:proofErr w:type="gramStart"/>
-            <w:r>
-              <w:rPr>
-                <w:rFonts w:ascii="Consolas" w:hAnsi="Consolas" w:cs="Consolas"/>
-                <w:sz w:val="14"/>
-                <w:szCs w:val="14"/>
-                <w:lang w:val="en-US"/>
-              </w:rPr>
-              <w:t>assertAll</w:t>
-            </w:r>
-            <w:proofErr w:type="spellEnd"/>
-            <w:r>
-              <w:rPr>
-                <w:rFonts w:ascii="Consolas" w:hAnsi="Consolas" w:cs="Consolas"/>
-                <w:sz w:val="14"/>
-                <w:szCs w:val="14"/>
-                <w:lang w:val="en-US"/>
-              </w:rPr>
-              <w:t>(</w:t>
-            </w:r>
-            <w:proofErr w:type="gramEnd"/>
+              <w:t xml:space="preserve">        assertAll(</w:t>
+            </w:r>
           </w:p>
           <w:p>
             <w:pPr>
@@ -10568,71 +9958,7 @@
                 <w:szCs w:val="14"/>
                 <w:lang w:val="en-US"/>
               </w:rPr>
-              <w:t xml:space="preserve">                () -&gt; </w:t>
-            </w:r>
-            <w:proofErr w:type="spellStart"/>
-            <w:proofErr w:type="gramStart"/>
-            <w:r>
-              <w:rPr>
-                <w:rFonts w:ascii="Consolas" w:hAnsi="Consolas" w:cs="Consolas"/>
-                <w:sz w:val="14"/>
-                <w:szCs w:val="14"/>
-                <w:lang w:val="en-US"/>
-              </w:rPr>
-              <w:t>assertEquals</w:t>
-            </w:r>
-            <w:proofErr w:type="spellEnd"/>
-            <w:r>
-              <w:rPr>
-                <w:rFonts w:ascii="Consolas" w:hAnsi="Consolas" w:cs="Consolas"/>
-                <w:sz w:val="14"/>
-                <w:szCs w:val="14"/>
-                <w:lang w:val="en-US"/>
-              </w:rPr>
-              <w:t>(</w:t>
-            </w:r>
-            <w:proofErr w:type="spellStart"/>
-            <w:proofErr w:type="gramEnd"/>
-            <w:r>
-              <w:rPr>
-                <w:rFonts w:ascii="Consolas" w:hAnsi="Consolas" w:cs="Consolas"/>
-                <w:sz w:val="14"/>
-                <w:szCs w:val="14"/>
-                <w:lang w:val="en-US"/>
-              </w:rPr>
-              <w:t>EstadoVenta.REGISTRADA</w:t>
-            </w:r>
-            <w:proofErr w:type="spellEnd"/>
-            <w:r>
-              <w:rPr>
-                <w:rFonts w:ascii="Consolas" w:hAnsi="Consolas" w:cs="Consolas"/>
-                <w:sz w:val="14"/>
-                <w:szCs w:val="14"/>
-                <w:lang w:val="en-US"/>
-              </w:rPr>
-              <w:t xml:space="preserve">, </w:t>
-            </w:r>
-            <w:proofErr w:type="spellStart"/>
-            <w:proofErr w:type="gramStart"/>
-            <w:r>
-              <w:rPr>
-                <w:rFonts w:ascii="Consolas" w:hAnsi="Consolas" w:cs="Consolas"/>
-                <w:sz w:val="14"/>
-                <w:szCs w:val="14"/>
-                <w:lang w:val="en-US"/>
-              </w:rPr>
-              <w:t>registrada.getEstado</w:t>
-            </w:r>
-            <w:proofErr w:type="spellEnd"/>
-            <w:proofErr w:type="gramEnd"/>
-            <w:r>
-              <w:rPr>
-                <w:rFonts w:ascii="Consolas" w:hAnsi="Consolas" w:cs="Consolas"/>
-                <w:sz w:val="14"/>
-                <w:szCs w:val="14"/>
-                <w:lang w:val="en-US"/>
-              </w:rPr>
-              <w:t>()),</w:t>
+              <w:t xml:space="preserve">                () -&gt; assertEquals(EstadoVenta.REGISTRADA, registrada.getEstado()),</w:t>
             </w:r>
           </w:p>
           <w:p>
@@ -10649,80 +9975,7 @@
                 <w:szCs w:val="14"/>
                 <w:lang w:val="en-US"/>
               </w:rPr>
-              <w:t xml:space="preserve">                () -&gt; </w:t>
-            </w:r>
-            <w:proofErr w:type="spellStart"/>
-            <w:proofErr w:type="gramStart"/>
-            <w:r>
-              <w:rPr>
-                <w:rFonts w:ascii="Consolas" w:hAnsi="Consolas" w:cs="Consolas"/>
-                <w:sz w:val="14"/>
-                <w:szCs w:val="14"/>
-                <w:lang w:val="en-US"/>
-              </w:rPr>
-              <w:t>assertEquals</w:t>
-            </w:r>
-            <w:proofErr w:type="spellEnd"/>
-            <w:r>
-              <w:rPr>
-                <w:rFonts w:ascii="Consolas" w:hAnsi="Consolas" w:cs="Consolas"/>
-                <w:sz w:val="14"/>
-                <w:szCs w:val="14"/>
-                <w:lang w:val="en-US"/>
-              </w:rPr>
-              <w:t>(</w:t>
-            </w:r>
-            <w:proofErr w:type="gramEnd"/>
-            <w:r>
-              <w:rPr>
-                <w:rFonts w:ascii="Consolas" w:hAnsi="Consolas" w:cs="Consolas"/>
-                <w:sz w:val="14"/>
-                <w:szCs w:val="14"/>
-                <w:lang w:val="en-US"/>
-              </w:rPr>
-              <w:t xml:space="preserve">2, </w:t>
-            </w:r>
-            <w:proofErr w:type="spellStart"/>
-            <w:proofErr w:type="gramStart"/>
-            <w:r>
-              <w:rPr>
-                <w:rFonts w:ascii="Consolas" w:hAnsi="Consolas" w:cs="Consolas"/>
-                <w:sz w:val="14"/>
-                <w:szCs w:val="14"/>
-                <w:lang w:val="en-US"/>
-              </w:rPr>
-              <w:t>registrada.getDetalles</w:t>
-            </w:r>
-            <w:proofErr w:type="spellEnd"/>
-            <w:proofErr w:type="gramEnd"/>
-            <w:r>
-              <w:rPr>
-                <w:rFonts w:ascii="Consolas" w:hAnsi="Consolas" w:cs="Consolas"/>
-                <w:sz w:val="14"/>
-                <w:szCs w:val="14"/>
-                <w:lang w:val="en-US"/>
-              </w:rPr>
-              <w:t>(</w:t>
-            </w:r>
-            <w:proofErr w:type="gramStart"/>
-            <w:r>
-              <w:rPr>
-                <w:rFonts w:ascii="Consolas" w:hAnsi="Consolas" w:cs="Consolas"/>
-                <w:sz w:val="14"/>
-                <w:szCs w:val="14"/>
-                <w:lang w:val="en-US"/>
-              </w:rPr>
-              <w:t>).size</w:t>
-            </w:r>
-            <w:proofErr w:type="gramEnd"/>
-            <w:r>
-              <w:rPr>
-                <w:rFonts w:ascii="Consolas" w:hAnsi="Consolas" w:cs="Consolas"/>
-                <w:sz w:val="14"/>
-                <w:szCs w:val="14"/>
-                <w:lang w:val="en-US"/>
-              </w:rPr>
-              <w:t>()),</w:t>
+              <w:t xml:space="preserve">                () -&gt; assertEquals(2, registrada.getDetalles().size()),</w:t>
             </w:r>
           </w:p>
           <w:p>
@@ -10739,91 +9992,7 @@
                 <w:szCs w:val="14"/>
                 <w:lang w:val="en-US"/>
               </w:rPr>
-              <w:t xml:space="preserve">                () -&gt; </w:t>
-            </w:r>
-            <w:proofErr w:type="spellStart"/>
-            <w:proofErr w:type="gramStart"/>
-            <w:r>
-              <w:rPr>
-                <w:rFonts w:ascii="Consolas" w:hAnsi="Consolas" w:cs="Consolas"/>
-                <w:sz w:val="14"/>
-                <w:szCs w:val="14"/>
-                <w:lang w:val="en-US"/>
-              </w:rPr>
-              <w:t>assertEquals</w:t>
-            </w:r>
-            <w:proofErr w:type="spellEnd"/>
-            <w:r>
-              <w:rPr>
-                <w:rFonts w:ascii="Consolas" w:hAnsi="Consolas" w:cs="Consolas"/>
-                <w:sz w:val="14"/>
-                <w:szCs w:val="14"/>
-                <w:lang w:val="en-US"/>
-              </w:rPr>
-              <w:t>(</w:t>
-            </w:r>
-            <w:proofErr w:type="gramEnd"/>
-            <w:r>
-              <w:rPr>
-                <w:rFonts w:ascii="Consolas" w:hAnsi="Consolas" w:cs="Consolas"/>
-                <w:sz w:val="14"/>
-                <w:szCs w:val="14"/>
-                <w:lang w:val="en-US"/>
-              </w:rPr>
-              <w:t xml:space="preserve">new </w:t>
-            </w:r>
-            <w:proofErr w:type="spellStart"/>
-            <w:proofErr w:type="gramStart"/>
-            <w:r>
-              <w:rPr>
-                <w:rFonts w:ascii="Consolas" w:hAnsi="Consolas" w:cs="Consolas"/>
-                <w:sz w:val="14"/>
-                <w:szCs w:val="14"/>
-                <w:lang w:val="en-US"/>
-              </w:rPr>
-              <w:t>BigDecimal</w:t>
-            </w:r>
-            <w:proofErr w:type="spellEnd"/>
-            <w:r>
-              <w:rPr>
-                <w:rFonts w:ascii="Consolas" w:hAnsi="Consolas" w:cs="Consolas"/>
-                <w:sz w:val="14"/>
-                <w:szCs w:val="14"/>
-                <w:lang w:val="en-US"/>
-              </w:rPr>
-              <w:t>(</w:t>
-            </w:r>
-            <w:proofErr w:type="gramEnd"/>
-            <w:r>
-              <w:rPr>
-                <w:rFonts w:ascii="Consolas" w:hAnsi="Consolas" w:cs="Consolas"/>
-                <w:sz w:val="14"/>
-                <w:szCs w:val="14"/>
-                <w:lang w:val="en-US"/>
-              </w:rPr>
-              <w:t xml:space="preserve">"32.20"), </w:t>
-            </w:r>
-            <w:proofErr w:type="spellStart"/>
-            <w:proofErr w:type="gramStart"/>
-            <w:r>
-              <w:rPr>
-                <w:rFonts w:ascii="Consolas" w:hAnsi="Consolas" w:cs="Consolas"/>
-                <w:sz w:val="14"/>
-                <w:szCs w:val="14"/>
-                <w:lang w:val="en-US"/>
-              </w:rPr>
-              <w:t>registrada.calcularTotal</w:t>
-            </w:r>
-            <w:proofErr w:type="spellEnd"/>
-            <w:proofErr w:type="gramEnd"/>
-            <w:r>
-              <w:rPr>
-                <w:rFonts w:ascii="Consolas" w:hAnsi="Consolas" w:cs="Consolas"/>
-                <w:sz w:val="14"/>
-                <w:szCs w:val="14"/>
-                <w:lang w:val="en-US"/>
-              </w:rPr>
-              <w:t>()),</w:t>
+              <w:t xml:space="preserve">                () -&gt; assertEquals(new BigDecimal("32.20"), registrada.calcularTotal()),</w:t>
             </w:r>
           </w:p>
           <w:p>
@@ -11201,7 +10370,6 @@
               </w:rPr>
               <w:t xml:space="preserve">        </w:t>
             </w:r>
-            <w:proofErr w:type="spellStart"/>
             <w:r>
               <w:rPr>
                 <w:rFonts w:ascii="Consolas" w:hAnsi="Consolas" w:cs="Consolas"/>
@@ -11209,59 +10377,7 @@
                 <w:szCs w:val="14"/>
                 <w:lang w:val="en-US"/>
               </w:rPr>
-              <w:t>IllegalStateException</w:t>
-            </w:r>
-            <w:proofErr w:type="spellEnd"/>
-            <w:r>
-              <w:rPr>
-                <w:rFonts w:ascii="Consolas" w:hAnsi="Consolas" w:cs="Consolas"/>
-                <w:sz w:val="14"/>
-                <w:szCs w:val="14"/>
-                <w:lang w:val="en-US"/>
-              </w:rPr>
-              <w:t xml:space="preserve"> error = </w:t>
-            </w:r>
-            <w:proofErr w:type="spellStart"/>
-            <w:proofErr w:type="gramStart"/>
-            <w:r>
-              <w:rPr>
-                <w:rFonts w:ascii="Consolas" w:hAnsi="Consolas" w:cs="Consolas"/>
-                <w:sz w:val="14"/>
-                <w:szCs w:val="14"/>
-                <w:lang w:val="en-US"/>
-              </w:rPr>
-              <w:t>assertThrows</w:t>
-            </w:r>
-            <w:proofErr w:type="spellEnd"/>
-            <w:r>
-              <w:rPr>
-                <w:rFonts w:ascii="Consolas" w:hAnsi="Consolas" w:cs="Consolas"/>
-                <w:sz w:val="14"/>
-                <w:szCs w:val="14"/>
-                <w:lang w:val="en-US"/>
-              </w:rPr>
-              <w:t>(</w:t>
-            </w:r>
-            <w:proofErr w:type="spellStart"/>
-            <w:proofErr w:type="gramEnd"/>
-            <w:r>
-              <w:rPr>
-                <w:rFonts w:ascii="Consolas" w:hAnsi="Consolas" w:cs="Consolas"/>
-                <w:sz w:val="14"/>
-                <w:szCs w:val="14"/>
-                <w:lang w:val="en-US"/>
-              </w:rPr>
-              <w:t>IllegalStateException.class</w:t>
-            </w:r>
-            <w:proofErr w:type="spellEnd"/>
-            <w:r>
-              <w:rPr>
-                <w:rFonts w:ascii="Consolas" w:hAnsi="Consolas" w:cs="Consolas"/>
-                <w:sz w:val="14"/>
-                <w:szCs w:val="14"/>
-                <w:lang w:val="en-US"/>
-              </w:rPr>
-              <w:t>,</w:t>
+              <w:t>IllegalStateException error = assertThrows(IllegalStateException.class,</w:t>
             </w:r>
           </w:p>
           <w:p>
@@ -12150,8 +11266,6 @@
               </w:rPr>
               <w:t xml:space="preserve">        </w:t>
             </w:r>
-            <w:proofErr w:type="spellStart"/>
-            <w:proofErr w:type="gramStart"/>
             <w:r>
               <w:rPr>
                 <w:rFonts w:ascii="Consolas" w:hAnsi="Consolas" w:cs="Consolas"/>
@@ -12159,69 +11273,7 @@
                 <w:szCs w:val="14"/>
                 <w:lang w:val="en-US"/>
               </w:rPr>
-              <w:t>assertEquals</w:t>
-            </w:r>
-            <w:proofErr w:type="spellEnd"/>
-            <w:r>
-              <w:rPr>
-                <w:rFonts w:ascii="Consolas" w:hAnsi="Consolas" w:cs="Consolas"/>
-                <w:sz w:val="14"/>
-                <w:szCs w:val="14"/>
-                <w:lang w:val="en-US"/>
-              </w:rPr>
-              <w:t>(</w:t>
-            </w:r>
-            <w:proofErr w:type="gramEnd"/>
-            <w:r>
-              <w:rPr>
-                <w:rFonts w:ascii="Consolas" w:hAnsi="Consolas" w:cs="Consolas"/>
-                <w:sz w:val="14"/>
-                <w:szCs w:val="14"/>
-                <w:lang w:val="en-US"/>
-              </w:rPr>
-              <w:t xml:space="preserve">1, </w:t>
-            </w:r>
-            <w:proofErr w:type="spellStart"/>
-            <w:proofErr w:type="gramStart"/>
-            <w:r>
-              <w:rPr>
-                <w:rFonts w:ascii="Consolas" w:hAnsi="Consolas" w:cs="Consolas"/>
-                <w:sz w:val="14"/>
-                <w:szCs w:val="14"/>
-                <w:lang w:val="en-US"/>
-              </w:rPr>
-              <w:t>venta.getDetalles</w:t>
-            </w:r>
-            <w:proofErr w:type="spellEnd"/>
-            <w:proofErr w:type="gramEnd"/>
-            <w:r>
-              <w:rPr>
-                <w:rFonts w:ascii="Consolas" w:hAnsi="Consolas" w:cs="Consolas"/>
-                <w:sz w:val="14"/>
-                <w:szCs w:val="14"/>
-                <w:lang w:val="en-US"/>
-              </w:rPr>
-              <w:t>(</w:t>
-            </w:r>
-            <w:proofErr w:type="gramStart"/>
-            <w:r>
-              <w:rPr>
-                <w:rFonts w:ascii="Consolas" w:hAnsi="Consolas" w:cs="Consolas"/>
-                <w:sz w:val="14"/>
-                <w:szCs w:val="14"/>
-                <w:lang w:val="en-US"/>
-              </w:rPr>
-              <w:t>).size</w:t>
-            </w:r>
-            <w:proofErr w:type="gramEnd"/>
-            <w:r>
-              <w:rPr>
-                <w:rFonts w:ascii="Consolas" w:hAnsi="Consolas" w:cs="Consolas"/>
-                <w:sz w:val="14"/>
-                <w:szCs w:val="14"/>
-                <w:lang w:val="en-US"/>
-              </w:rPr>
-              <w:t>());</w:t>
+              <w:t>assertEquals(1, venta.getDetalles().size());</w:t>
             </w:r>
           </w:p>
           <w:p>
@@ -12418,7 +11470,6 @@
               </w:rPr>
               <w:t xml:space="preserve">        </w:t>
             </w:r>
-            <w:proofErr w:type="spellStart"/>
             <w:r>
               <w:rPr>
                 <w:rFonts w:ascii="Consolas" w:hAnsi="Consolas" w:cs="Consolas"/>
@@ -12426,59 +11477,7 @@
                 <w:szCs w:val="14"/>
                 <w:lang w:val="en-US"/>
               </w:rPr>
-              <w:t>IllegalStateException</w:t>
-            </w:r>
-            <w:proofErr w:type="spellEnd"/>
-            <w:r>
-              <w:rPr>
-                <w:rFonts w:ascii="Consolas" w:hAnsi="Consolas" w:cs="Consolas"/>
-                <w:sz w:val="14"/>
-                <w:szCs w:val="14"/>
-                <w:lang w:val="en-US"/>
-              </w:rPr>
-              <w:t xml:space="preserve"> error = </w:t>
-            </w:r>
-            <w:proofErr w:type="spellStart"/>
-            <w:proofErr w:type="gramStart"/>
-            <w:r>
-              <w:rPr>
-                <w:rFonts w:ascii="Consolas" w:hAnsi="Consolas" w:cs="Consolas"/>
-                <w:sz w:val="14"/>
-                <w:szCs w:val="14"/>
-                <w:lang w:val="en-US"/>
-              </w:rPr>
-              <w:t>assertThrows</w:t>
-            </w:r>
-            <w:proofErr w:type="spellEnd"/>
-            <w:r>
-              <w:rPr>
-                <w:rFonts w:ascii="Consolas" w:hAnsi="Consolas" w:cs="Consolas"/>
-                <w:sz w:val="14"/>
-                <w:szCs w:val="14"/>
-                <w:lang w:val="en-US"/>
-              </w:rPr>
-              <w:t>(</w:t>
-            </w:r>
-            <w:proofErr w:type="spellStart"/>
-            <w:proofErr w:type="gramEnd"/>
-            <w:r>
-              <w:rPr>
-                <w:rFonts w:ascii="Consolas" w:hAnsi="Consolas" w:cs="Consolas"/>
-                <w:sz w:val="14"/>
-                <w:szCs w:val="14"/>
-                <w:lang w:val="en-US"/>
-              </w:rPr>
-              <w:t>IllegalStateException.class</w:t>
-            </w:r>
-            <w:proofErr w:type="spellEnd"/>
-            <w:r>
-              <w:rPr>
-                <w:rFonts w:ascii="Consolas" w:hAnsi="Consolas" w:cs="Consolas"/>
-                <w:sz w:val="14"/>
-                <w:szCs w:val="14"/>
-                <w:lang w:val="en-US"/>
-              </w:rPr>
-              <w:t>,</w:t>
+              <w:t>IllegalStateException error = assertThrows(IllegalStateException.class,</w:t>
             </w:r>
           </w:p>
           <w:p>
@@ -13007,7 +12006,6 @@
               </w:rPr>
               <w:t xml:space="preserve">        </w:t>
             </w:r>
-            <w:proofErr w:type="spellStart"/>
             <w:r>
               <w:rPr>
                 <w:rFonts w:ascii="Consolas" w:hAnsi="Consolas" w:cs="Consolas"/>
@@ -13015,99 +12013,7 @@
                 <w:szCs w:val="14"/>
                 <w:lang w:val="en-US"/>
               </w:rPr>
-              <w:t>productoRepository.findById</w:t>
-            </w:r>
-            <w:proofErr w:type="spellEnd"/>
-            <w:r>
-              <w:rPr>
-                <w:rFonts w:ascii="Consolas" w:hAnsi="Consolas" w:cs="Consolas"/>
-                <w:sz w:val="14"/>
-                <w:szCs w:val="14"/>
-                <w:lang w:val="en-US"/>
-              </w:rPr>
-              <w:t>("P02"</w:t>
-            </w:r>
-            <w:proofErr w:type="gramStart"/>
-            <w:r>
-              <w:rPr>
-                <w:rFonts w:ascii="Consolas" w:hAnsi="Consolas" w:cs="Consolas"/>
-                <w:sz w:val="14"/>
-                <w:szCs w:val="14"/>
-                <w:lang w:val="en-US"/>
-              </w:rPr>
-              <w:t>).get</w:t>
-            </w:r>
-            <w:proofErr w:type="gramEnd"/>
-            <w:r>
-              <w:rPr>
-                <w:rFonts w:ascii="Consolas" w:hAnsi="Consolas" w:cs="Consolas"/>
-                <w:sz w:val="14"/>
-                <w:szCs w:val="14"/>
-                <w:lang w:val="en-US"/>
-              </w:rPr>
-              <w:t>(</w:t>
-            </w:r>
-            <w:proofErr w:type="gramStart"/>
-            <w:r>
-              <w:rPr>
-                <w:rFonts w:ascii="Consolas" w:hAnsi="Consolas" w:cs="Consolas"/>
-                <w:sz w:val="14"/>
-                <w:szCs w:val="14"/>
-                <w:lang w:val="en-US"/>
-              </w:rPr>
-              <w:t>).</w:t>
-            </w:r>
-            <w:proofErr w:type="spellStart"/>
-            <w:r>
-              <w:rPr>
-                <w:rFonts w:ascii="Consolas" w:hAnsi="Consolas" w:cs="Consolas"/>
-                <w:sz w:val="14"/>
-                <w:szCs w:val="14"/>
-                <w:lang w:val="en-US"/>
-              </w:rPr>
-              <w:t>setPrecio</w:t>
-            </w:r>
-            <w:proofErr w:type="spellEnd"/>
-            <w:proofErr w:type="gramEnd"/>
-            <w:r>
-              <w:rPr>
-                <w:rFonts w:ascii="Consolas" w:hAnsi="Consolas" w:cs="Consolas"/>
-                <w:sz w:val="14"/>
-                <w:szCs w:val="14"/>
-                <w:lang w:val="en-US"/>
-              </w:rPr>
-              <w:t xml:space="preserve">(new </w:t>
-            </w:r>
-            <w:proofErr w:type="spellStart"/>
-            <w:proofErr w:type="gramStart"/>
-            <w:r>
-              <w:rPr>
-                <w:rFonts w:ascii="Consolas" w:hAnsi="Consolas" w:cs="Consolas"/>
-                <w:sz w:val="14"/>
-                <w:szCs w:val="14"/>
-                <w:lang w:val="en-US"/>
-              </w:rPr>
-              <w:t>BigDecimal</w:t>
-            </w:r>
-            <w:proofErr w:type="spellEnd"/>
-            <w:r>
-              <w:rPr>
-                <w:rFonts w:ascii="Consolas" w:hAnsi="Consolas" w:cs="Consolas"/>
-                <w:sz w:val="14"/>
-                <w:szCs w:val="14"/>
-                <w:lang w:val="en-US"/>
-              </w:rPr>
-              <w:t>(</w:t>
-            </w:r>
-            <w:proofErr w:type="gramEnd"/>
-            <w:r>
-              <w:rPr>
-                <w:rFonts w:ascii="Consolas" w:hAnsi="Consolas" w:cs="Consolas"/>
-                <w:sz w:val="14"/>
-                <w:szCs w:val="14"/>
-                <w:lang w:val="en-US"/>
-              </w:rPr>
-              <w:t>"10.35"));</w:t>
+              <w:t>productoRepository.findById("P02").get().setPrecio(new BigDecimal("10.35"));</w:t>
             </w:r>
           </w:p>
           <w:p>
@@ -13216,30 +12122,8 @@
                 <w:szCs w:val="14"/>
                 <w:lang w:val="en-US"/>
               </w:rPr>
-              <w:t xml:space="preserve">        </w:t>
-            </w:r>
-            <w:proofErr w:type="spellStart"/>
-            <w:proofErr w:type="gramStart"/>
-            <w:r>
-              <w:rPr>
-                <w:rFonts w:ascii="Consolas" w:hAnsi="Consolas" w:cs="Consolas"/>
-                <w:sz w:val="14"/>
-                <w:szCs w:val="14"/>
-                <w:lang w:val="en-US"/>
-              </w:rPr>
-              <w:t>assertAll</w:t>
-            </w:r>
-            <w:proofErr w:type="spellEnd"/>
-            <w:r>
-              <w:rPr>
-                <w:rFonts w:ascii="Consolas" w:hAnsi="Consolas" w:cs="Consolas"/>
-                <w:sz w:val="14"/>
-                <w:szCs w:val="14"/>
-                <w:lang w:val="en-US"/>
-              </w:rPr>
-              <w:t>(</w:t>
-            </w:r>
-            <w:proofErr w:type="gramEnd"/>
+              <w:t xml:space="preserve">        assertAll(</w:t>
+            </w:r>
           </w:p>
           <w:p>
             <w:pPr>
@@ -13255,142 +12139,7 @@
                 <w:szCs w:val="14"/>
                 <w:lang w:val="en-US"/>
               </w:rPr>
-              <w:t xml:space="preserve">                () -&gt; </w:t>
-            </w:r>
-            <w:proofErr w:type="spellStart"/>
-            <w:proofErr w:type="gramStart"/>
-            <w:r>
-              <w:rPr>
-                <w:rFonts w:ascii="Consolas" w:hAnsi="Consolas" w:cs="Consolas"/>
-                <w:sz w:val="14"/>
-                <w:szCs w:val="14"/>
-                <w:lang w:val="en-US"/>
-              </w:rPr>
-              <w:t>assertEquals</w:t>
-            </w:r>
-            <w:proofErr w:type="spellEnd"/>
-            <w:r>
-              <w:rPr>
-                <w:rFonts w:ascii="Consolas" w:hAnsi="Consolas" w:cs="Consolas"/>
-                <w:sz w:val="14"/>
-                <w:szCs w:val="14"/>
-                <w:lang w:val="en-US"/>
-              </w:rPr>
-              <w:t>(</w:t>
-            </w:r>
-            <w:proofErr w:type="gramEnd"/>
-            <w:r>
-              <w:rPr>
-                <w:rFonts w:ascii="Consolas" w:hAnsi="Consolas" w:cs="Consolas"/>
-                <w:sz w:val="14"/>
-                <w:szCs w:val="14"/>
-                <w:lang w:val="en-US"/>
-              </w:rPr>
-              <w:t xml:space="preserve">new </w:t>
-            </w:r>
-            <w:proofErr w:type="spellStart"/>
-            <w:proofErr w:type="gramStart"/>
-            <w:r>
-              <w:rPr>
-                <w:rFonts w:ascii="Consolas" w:hAnsi="Consolas" w:cs="Consolas"/>
-                <w:sz w:val="14"/>
-                <w:szCs w:val="14"/>
-                <w:lang w:val="en-US"/>
-              </w:rPr>
-              <w:t>BigDecimal</w:t>
-            </w:r>
-            <w:proofErr w:type="spellEnd"/>
-            <w:r>
-              <w:rPr>
-                <w:rFonts w:ascii="Consolas" w:hAnsi="Consolas" w:cs="Consolas"/>
-                <w:sz w:val="14"/>
-                <w:szCs w:val="14"/>
-                <w:lang w:val="en-US"/>
-              </w:rPr>
-              <w:t>(</w:t>
-            </w:r>
-            <w:proofErr w:type="gramEnd"/>
-            <w:r>
-              <w:rPr>
-                <w:rFonts w:ascii="Consolas" w:hAnsi="Consolas" w:cs="Consolas"/>
-                <w:sz w:val="14"/>
-                <w:szCs w:val="14"/>
-                <w:lang w:val="en-US"/>
-              </w:rPr>
-              <w:t xml:space="preserve">"9.20"), </w:t>
-            </w:r>
-            <w:proofErr w:type="spellStart"/>
-            <w:proofErr w:type="gramStart"/>
-            <w:r>
-              <w:rPr>
-                <w:rFonts w:ascii="Consolas" w:hAnsi="Consolas" w:cs="Consolas"/>
-                <w:sz w:val="14"/>
-                <w:szCs w:val="14"/>
-                <w:lang w:val="en-US"/>
-              </w:rPr>
-              <w:t>registrada.getDetalles</w:t>
-            </w:r>
-            <w:proofErr w:type="spellEnd"/>
-            <w:proofErr w:type="gramEnd"/>
-            <w:r>
-              <w:rPr>
-                <w:rFonts w:ascii="Consolas" w:hAnsi="Consolas" w:cs="Consolas"/>
-                <w:sz w:val="14"/>
-                <w:szCs w:val="14"/>
-                <w:lang w:val="en-US"/>
-              </w:rPr>
-              <w:t>(</w:t>
-            </w:r>
-            <w:proofErr w:type="gramStart"/>
-            <w:r>
-              <w:rPr>
-                <w:rFonts w:ascii="Consolas" w:hAnsi="Consolas" w:cs="Consolas"/>
-                <w:sz w:val="14"/>
-                <w:szCs w:val="14"/>
-                <w:lang w:val="en-US"/>
-              </w:rPr>
-              <w:t>).get</w:t>
-            </w:r>
-            <w:proofErr w:type="gramEnd"/>
-            <w:r>
-              <w:rPr>
-                <w:rFonts w:ascii="Consolas" w:hAnsi="Consolas" w:cs="Consolas"/>
-                <w:sz w:val="14"/>
-                <w:szCs w:val="14"/>
-                <w:lang w:val="en-US"/>
-              </w:rPr>
-              <w:t>(0</w:t>
-            </w:r>
-            <w:proofErr w:type="gramStart"/>
-            <w:r>
-              <w:rPr>
-                <w:rFonts w:ascii="Consolas" w:hAnsi="Consolas" w:cs="Consolas"/>
-                <w:sz w:val="14"/>
-                <w:szCs w:val="14"/>
-                <w:lang w:val="en-US"/>
-              </w:rPr>
-              <w:t>).</w:t>
-            </w:r>
-            <w:proofErr w:type="spellStart"/>
-            <w:r>
-              <w:rPr>
-                <w:rFonts w:ascii="Consolas" w:hAnsi="Consolas" w:cs="Consolas"/>
-                <w:sz w:val="14"/>
-                <w:szCs w:val="14"/>
-                <w:lang w:val="en-US"/>
-              </w:rPr>
-              <w:t>getPrecioUnitario</w:t>
-            </w:r>
-            <w:proofErr w:type="spellEnd"/>
-            <w:proofErr w:type="gramEnd"/>
-            <w:r>
-              <w:rPr>
-                <w:rFonts w:ascii="Consolas" w:hAnsi="Consolas" w:cs="Consolas"/>
-                <w:sz w:val="14"/>
-                <w:szCs w:val="14"/>
-                <w:lang w:val="en-US"/>
-              </w:rPr>
-              <w:t>()),</w:t>
+              <w:t xml:space="preserve">                () -&gt; assertEquals(new BigDecimal("9.20"), registrada.getDetalles().get(0).getPrecioUnitario()),</w:t>
             </w:r>
           </w:p>
           <w:p>
@@ -13407,91 +12156,7 @@
                 <w:szCs w:val="14"/>
                 <w:lang w:val="en-US"/>
               </w:rPr>
-              <w:t xml:space="preserve">                () -&gt; </w:t>
-            </w:r>
-            <w:proofErr w:type="spellStart"/>
-            <w:proofErr w:type="gramStart"/>
-            <w:r>
-              <w:rPr>
-                <w:rFonts w:ascii="Consolas" w:hAnsi="Consolas" w:cs="Consolas"/>
-                <w:sz w:val="14"/>
-                <w:szCs w:val="14"/>
-                <w:lang w:val="en-US"/>
-              </w:rPr>
-              <w:t>assertEquals</w:t>
-            </w:r>
-            <w:proofErr w:type="spellEnd"/>
-            <w:r>
-              <w:rPr>
-                <w:rFonts w:ascii="Consolas" w:hAnsi="Consolas" w:cs="Consolas"/>
-                <w:sz w:val="14"/>
-                <w:szCs w:val="14"/>
-                <w:lang w:val="en-US"/>
-              </w:rPr>
-              <w:t>(</w:t>
-            </w:r>
-            <w:proofErr w:type="gramEnd"/>
-            <w:r>
-              <w:rPr>
-                <w:rFonts w:ascii="Consolas" w:hAnsi="Consolas" w:cs="Consolas"/>
-                <w:sz w:val="14"/>
-                <w:szCs w:val="14"/>
-                <w:lang w:val="en-US"/>
-              </w:rPr>
-              <w:t xml:space="preserve">new </w:t>
-            </w:r>
-            <w:proofErr w:type="spellStart"/>
-            <w:proofErr w:type="gramStart"/>
-            <w:r>
-              <w:rPr>
-                <w:rFonts w:ascii="Consolas" w:hAnsi="Consolas" w:cs="Consolas"/>
-                <w:sz w:val="14"/>
-                <w:szCs w:val="14"/>
-                <w:lang w:val="en-US"/>
-              </w:rPr>
-              <w:t>BigDecimal</w:t>
-            </w:r>
-            <w:proofErr w:type="spellEnd"/>
-            <w:r>
-              <w:rPr>
-                <w:rFonts w:ascii="Consolas" w:hAnsi="Consolas" w:cs="Consolas"/>
-                <w:sz w:val="14"/>
-                <w:szCs w:val="14"/>
-                <w:lang w:val="en-US"/>
-              </w:rPr>
-              <w:t>(</w:t>
-            </w:r>
-            <w:proofErr w:type="gramEnd"/>
-            <w:r>
-              <w:rPr>
-                <w:rFonts w:ascii="Consolas" w:hAnsi="Consolas" w:cs="Consolas"/>
-                <w:sz w:val="14"/>
-                <w:szCs w:val="14"/>
-                <w:lang w:val="en-US"/>
-              </w:rPr>
-              <w:t xml:space="preserve">"9.20"), </w:t>
-            </w:r>
-            <w:proofErr w:type="spellStart"/>
-            <w:proofErr w:type="gramStart"/>
-            <w:r>
-              <w:rPr>
-                <w:rFonts w:ascii="Consolas" w:hAnsi="Consolas" w:cs="Consolas"/>
-                <w:sz w:val="14"/>
-                <w:szCs w:val="14"/>
-                <w:lang w:val="en-US"/>
-              </w:rPr>
-              <w:t>registrada.calcularTotal</w:t>
-            </w:r>
-            <w:proofErr w:type="spellEnd"/>
-            <w:proofErr w:type="gramEnd"/>
-            <w:r>
-              <w:rPr>
-                <w:rFonts w:ascii="Consolas" w:hAnsi="Consolas" w:cs="Consolas"/>
-                <w:sz w:val="14"/>
-                <w:szCs w:val="14"/>
-                <w:lang w:val="en-US"/>
-              </w:rPr>
-              <w:t>())</w:t>
+              <w:t xml:space="preserve">                () -&gt; assertEquals(new BigDecimal("9.20"), registrada.calcularTotal())</w:t>
             </w:r>
           </w:p>
           <w:p>
@@ -14724,8 +13389,6 @@
               </w:rPr>
               <w:t xml:space="preserve">        </w:t>
             </w:r>
-            <w:proofErr w:type="spellStart"/>
-            <w:proofErr w:type="gramStart"/>
             <w:r>
               <w:rPr>
                 <w:rFonts w:ascii="Consolas" w:hAnsi="Consolas" w:cs="Consolas"/>
@@ -14733,38 +13396,7 @@
                 <w:szCs w:val="14"/>
                 <w:lang w:val="en-US"/>
               </w:rPr>
-              <w:t>assertThrows</w:t>
-            </w:r>
-            <w:proofErr w:type="spellEnd"/>
-            <w:r>
-              <w:rPr>
-                <w:rFonts w:ascii="Consolas" w:hAnsi="Consolas" w:cs="Consolas"/>
-                <w:sz w:val="14"/>
-                <w:szCs w:val="14"/>
-                <w:lang w:val="en-US"/>
-              </w:rPr>
-              <w:t>(</w:t>
-            </w:r>
-            <w:proofErr w:type="spellStart"/>
-            <w:proofErr w:type="gramEnd"/>
-            <w:r>
-              <w:rPr>
-                <w:rFonts w:ascii="Consolas" w:hAnsi="Consolas" w:cs="Consolas"/>
-                <w:sz w:val="14"/>
-                <w:szCs w:val="14"/>
-                <w:lang w:val="en-US"/>
-              </w:rPr>
-              <w:t>IllegalStateException.class</w:t>
-            </w:r>
-            <w:proofErr w:type="spellEnd"/>
-            <w:r>
-              <w:rPr>
-                <w:rFonts w:ascii="Consolas" w:hAnsi="Consolas" w:cs="Consolas"/>
-                <w:sz w:val="14"/>
-                <w:szCs w:val="14"/>
-                <w:lang w:val="en-US"/>
-              </w:rPr>
-              <w:t>,</w:t>
+              <w:t>assertThrows(IllegalStateException.class,</w:t>
             </w:r>
           </w:p>
           <w:p>
@@ -14781,51 +13413,7 @@
                 <w:szCs w:val="14"/>
                 <w:lang w:val="en-US"/>
               </w:rPr>
-              <w:t xml:space="preserve">                () -&gt; </w:t>
-            </w:r>
-            <w:proofErr w:type="spellStart"/>
-            <w:proofErr w:type="gramStart"/>
-            <w:r>
-              <w:rPr>
-                <w:rFonts w:ascii="Consolas" w:hAnsi="Consolas" w:cs="Consolas"/>
-                <w:sz w:val="14"/>
-                <w:szCs w:val="14"/>
-                <w:lang w:val="en-US"/>
-              </w:rPr>
-              <w:t>servicio.agregarProducto</w:t>
-            </w:r>
-            <w:proofErr w:type="spellEnd"/>
-            <w:proofErr w:type="gramEnd"/>
-            <w:r>
-              <w:rPr>
-                <w:rFonts w:ascii="Consolas" w:hAnsi="Consolas" w:cs="Consolas"/>
-                <w:sz w:val="14"/>
-                <w:szCs w:val="14"/>
-                <w:lang w:val="en-US"/>
-              </w:rPr>
-              <w:t>(</w:t>
-            </w:r>
-            <w:proofErr w:type="spellStart"/>
-            <w:proofErr w:type="gramStart"/>
-            <w:r>
-              <w:rPr>
-                <w:rFonts w:ascii="Consolas" w:hAnsi="Consolas" w:cs="Consolas"/>
-                <w:sz w:val="14"/>
-                <w:szCs w:val="14"/>
-                <w:lang w:val="en-US"/>
-              </w:rPr>
-              <w:t>venta.getCodigoVenta</w:t>
-            </w:r>
-            <w:proofErr w:type="spellEnd"/>
-            <w:proofErr w:type="gramEnd"/>
-            <w:r>
-              <w:rPr>
-                <w:rFonts w:ascii="Consolas" w:hAnsi="Consolas" w:cs="Consolas"/>
-                <w:sz w:val="14"/>
-                <w:szCs w:val="14"/>
-                <w:lang w:val="en-US"/>
-              </w:rPr>
-              <w:t>(), "P04", 1));</w:t>
+              <w:t xml:space="preserve">                () -&gt; servicio.agregarProducto(venta.getCodigoVenta(), "P04", 1));</w:t>
             </w:r>
           </w:p>
           <w:p>
@@ -14842,80 +13430,7 @@
                 <w:szCs w:val="14"/>
                 <w:lang w:val="en-US"/>
               </w:rPr>
-              <w:t xml:space="preserve">        </w:t>
-            </w:r>
-            <w:proofErr w:type="spellStart"/>
-            <w:r>
-              <w:rPr>
-                <w:rFonts w:ascii="Consolas" w:hAnsi="Consolas" w:cs="Consolas"/>
-                <w:sz w:val="14"/>
-                <w:szCs w:val="14"/>
-                <w:lang w:val="en-US"/>
-              </w:rPr>
-              <w:t>assertTrue</w:t>
-            </w:r>
-            <w:proofErr w:type="spellEnd"/>
-            <w:r>
-              <w:rPr>
-                <w:rFonts w:ascii="Consolas" w:hAnsi="Consolas" w:cs="Consolas"/>
-                <w:sz w:val="14"/>
-                <w:szCs w:val="14"/>
-                <w:lang w:val="en-US"/>
-              </w:rPr>
-              <w:t>(</w:t>
-            </w:r>
-            <w:proofErr w:type="spellStart"/>
-            <w:proofErr w:type="gramStart"/>
-            <w:r>
-              <w:rPr>
-                <w:rFonts w:ascii="Consolas" w:hAnsi="Consolas" w:cs="Consolas"/>
-                <w:sz w:val="14"/>
-                <w:szCs w:val="14"/>
-                <w:lang w:val="en-US"/>
-              </w:rPr>
-              <w:t>venta.getDetalles</w:t>
-            </w:r>
-            <w:proofErr w:type="spellEnd"/>
-            <w:proofErr w:type="gramEnd"/>
-            <w:r>
-              <w:rPr>
-                <w:rFonts w:ascii="Consolas" w:hAnsi="Consolas" w:cs="Consolas"/>
-                <w:sz w:val="14"/>
-                <w:szCs w:val="14"/>
-                <w:lang w:val="en-US"/>
-              </w:rPr>
-              <w:t>(</w:t>
-            </w:r>
-            <w:proofErr w:type="gramStart"/>
-            <w:r>
-              <w:rPr>
-                <w:rFonts w:ascii="Consolas" w:hAnsi="Consolas" w:cs="Consolas"/>
-                <w:sz w:val="14"/>
-                <w:szCs w:val="14"/>
-                <w:lang w:val="en-US"/>
-              </w:rPr>
-              <w:t>).</w:t>
-            </w:r>
-            <w:proofErr w:type="spellStart"/>
-            <w:r>
-              <w:rPr>
-                <w:rFonts w:ascii="Consolas" w:hAnsi="Consolas" w:cs="Consolas"/>
-                <w:sz w:val="14"/>
-                <w:szCs w:val="14"/>
-                <w:lang w:val="en-US"/>
-              </w:rPr>
-              <w:t>isEmpty</w:t>
-            </w:r>
-            <w:proofErr w:type="spellEnd"/>
-            <w:proofErr w:type="gramEnd"/>
-            <w:r>
-              <w:rPr>
-                <w:rFonts w:ascii="Consolas" w:hAnsi="Consolas" w:cs="Consolas"/>
-                <w:sz w:val="14"/>
-                <w:szCs w:val="14"/>
-                <w:lang w:val="en-US"/>
-              </w:rPr>
-              <w:t>());</w:t>
+              <w:t xml:space="preserve">        assertTrue(venta.getDetalles().isEmpty());</w:t>
             </w:r>
           </w:p>
           <w:p>
@@ -15149,7 +13664,6 @@
               </w:rPr>
               <w:t xml:space="preserve">        </w:t>
             </w:r>
-            <w:proofErr w:type="spellStart"/>
             <w:r>
               <w:rPr>
                 <w:rFonts w:ascii="Consolas" w:hAnsi="Consolas" w:cs="Consolas"/>
@@ -15157,77 +13671,7 @@
                 <w:szCs w:val="14"/>
                 <w:lang w:val="en-US"/>
               </w:rPr>
-              <w:t>Producto</w:t>
-            </w:r>
-            <w:proofErr w:type="spellEnd"/>
-            <w:r>
-              <w:rPr>
-                <w:rFonts w:ascii="Consolas" w:hAnsi="Consolas" w:cs="Consolas"/>
-                <w:sz w:val="14"/>
-                <w:szCs w:val="14"/>
-                <w:lang w:val="en-US"/>
-              </w:rPr>
-              <w:t xml:space="preserve"> </w:t>
-            </w:r>
-            <w:proofErr w:type="spellStart"/>
-            <w:r>
-              <w:rPr>
-                <w:rFonts w:ascii="Consolas" w:hAnsi="Consolas" w:cs="Consolas"/>
-                <w:sz w:val="14"/>
-                <w:szCs w:val="14"/>
-                <w:lang w:val="en-US"/>
-              </w:rPr>
-              <w:t>cosmo</w:t>
-            </w:r>
-            <w:proofErr w:type="spellEnd"/>
-            <w:r>
-              <w:rPr>
-                <w:rFonts w:ascii="Consolas" w:hAnsi="Consolas" w:cs="Consolas"/>
-                <w:sz w:val="14"/>
-                <w:szCs w:val="14"/>
-                <w:lang w:val="en-US"/>
-              </w:rPr>
-              <w:t xml:space="preserve"> = </w:t>
-            </w:r>
-            <w:proofErr w:type="spellStart"/>
-            <w:r>
-              <w:rPr>
-                <w:rFonts w:ascii="Consolas" w:hAnsi="Consolas" w:cs="Consolas"/>
-                <w:sz w:val="14"/>
-                <w:szCs w:val="14"/>
-                <w:lang w:val="en-US"/>
-              </w:rPr>
-              <w:t>productoRepository.findById</w:t>
-            </w:r>
-            <w:proofErr w:type="spellEnd"/>
-            <w:r>
-              <w:rPr>
-                <w:rFonts w:ascii="Consolas" w:hAnsi="Consolas" w:cs="Consolas"/>
-                <w:sz w:val="14"/>
-                <w:szCs w:val="14"/>
-                <w:lang w:val="en-US"/>
-              </w:rPr>
-              <w:t>("P02"</w:t>
-            </w:r>
-            <w:proofErr w:type="gramStart"/>
-            <w:r>
-              <w:rPr>
-                <w:rFonts w:ascii="Consolas" w:hAnsi="Consolas" w:cs="Consolas"/>
-                <w:sz w:val="14"/>
-                <w:szCs w:val="14"/>
-                <w:lang w:val="en-US"/>
-              </w:rPr>
-              <w:t>).get</w:t>
-            </w:r>
-            <w:proofErr w:type="gramEnd"/>
-            <w:r>
-              <w:rPr>
-                <w:rFonts w:ascii="Consolas" w:hAnsi="Consolas" w:cs="Consolas"/>
-                <w:sz w:val="14"/>
-                <w:szCs w:val="14"/>
-                <w:lang w:val="en-US"/>
-              </w:rPr>
-              <w:t>();</w:t>
+              <w:t>Producto cosmo = productoRepository.findById("P02").get();</w:t>
             </w:r>
           </w:p>
           <w:p>
@@ -15252,49 +13696,7 @@
                 <w:szCs w:val="14"/>
                 <w:lang w:val="en-US"/>
               </w:rPr>
-              <w:t xml:space="preserve">        </w:t>
-            </w:r>
-            <w:proofErr w:type="spellStart"/>
-            <w:proofErr w:type="gramStart"/>
-            <w:r>
-              <w:rPr>
-                <w:rFonts w:ascii="Consolas" w:hAnsi="Consolas" w:cs="Consolas"/>
-                <w:sz w:val="14"/>
-                <w:szCs w:val="14"/>
-                <w:lang w:val="en-US"/>
-              </w:rPr>
-              <w:t>assertThrows</w:t>
-            </w:r>
-            <w:proofErr w:type="spellEnd"/>
-            <w:r>
-              <w:rPr>
-                <w:rFonts w:ascii="Consolas" w:hAnsi="Consolas" w:cs="Consolas"/>
-                <w:sz w:val="14"/>
-                <w:szCs w:val="14"/>
-                <w:lang w:val="en-US"/>
-              </w:rPr>
-              <w:t>(</w:t>
-            </w:r>
-            <w:proofErr w:type="spellStart"/>
-            <w:proofErr w:type="gramEnd"/>
-            <w:r>
-              <w:rPr>
-                <w:rFonts w:ascii="Consolas" w:hAnsi="Consolas" w:cs="Consolas"/>
-                <w:sz w:val="14"/>
-                <w:szCs w:val="14"/>
-                <w:lang w:val="en-US"/>
-              </w:rPr>
-              <w:t>UnsupportedOperationException.class</w:t>
-            </w:r>
-            <w:proofErr w:type="spellEnd"/>
-            <w:r>
-              <w:rPr>
-                <w:rFonts w:ascii="Consolas" w:hAnsi="Consolas" w:cs="Consolas"/>
-                <w:sz w:val="14"/>
-                <w:szCs w:val="14"/>
-                <w:lang w:val="en-US"/>
-              </w:rPr>
-              <w:t>,</w:t>
+              <w:t xml:space="preserve">        assertThrows(UnsupportedOperationException.class,</w:t>
             </w:r>
           </w:p>
           <w:p>
@@ -15558,6 +13960,7 @@
           <w:i/>
           <w:sz w:val="18"/>
         </w:rPr>
+        <w:lastRenderedPageBreak/>
         <w:t>Código 2. Reglas de RF01 en Venta.java (</w:t>
       </w:r>
       <w:proofErr w:type="spellStart"/>
@@ -15621,6 +14024,7 @@
       </w:tblGrid>
       <w:tr>
         <w:trPr>
+          <w:cantSplit/>
           <w:jc w:val="center"/>
         </w:trPr>
         <w:tc>
@@ -15693,58 +14097,7 @@
                 <w:szCs w:val="14"/>
                 <w:lang w:val="en-US"/>
               </w:rPr>
-              <w:t>public List&lt;</w:t>
-            </w:r>
-            <w:proofErr w:type="spellStart"/>
-            <w:r>
-              <w:rPr>
-                <w:rFonts w:ascii="Consolas" w:hAnsi="Consolas" w:cs="Consolas"/>
-                <w:sz w:val="14"/>
-                <w:szCs w:val="14"/>
-                <w:lang w:val="en-US"/>
-              </w:rPr>
-              <w:t>DetalleVenta</w:t>
-            </w:r>
-            <w:proofErr w:type="spellEnd"/>
-            <w:r>
-              <w:rPr>
-                <w:rFonts w:ascii="Consolas" w:hAnsi="Consolas" w:cs="Consolas"/>
-                <w:sz w:val="14"/>
-                <w:szCs w:val="14"/>
-                <w:lang w:val="en-US"/>
-              </w:rPr>
-              <w:t xml:space="preserve">&gt; </w:t>
-            </w:r>
-            <w:proofErr w:type="spellStart"/>
-            <w:proofErr w:type="gramStart"/>
-            <w:r>
-              <w:rPr>
-                <w:rFonts w:ascii="Consolas" w:hAnsi="Consolas" w:cs="Consolas"/>
-                <w:sz w:val="14"/>
-                <w:szCs w:val="14"/>
-                <w:lang w:val="en-US"/>
-              </w:rPr>
-              <w:t>getDetalles</w:t>
-            </w:r>
-            <w:proofErr w:type="spellEnd"/>
-            <w:r>
-              <w:rPr>
-                <w:rFonts w:ascii="Consolas" w:hAnsi="Consolas" w:cs="Consolas"/>
-                <w:sz w:val="14"/>
-                <w:szCs w:val="14"/>
-                <w:lang w:val="en-US"/>
-              </w:rPr>
-              <w:t>(</w:t>
-            </w:r>
-            <w:proofErr w:type="gramEnd"/>
-            <w:r>
-              <w:rPr>
-                <w:rFonts w:ascii="Consolas" w:hAnsi="Consolas" w:cs="Consolas"/>
-                <w:sz w:val="14"/>
-                <w:szCs w:val="14"/>
-                <w:lang w:val="en-US"/>
-              </w:rPr>
-              <w:t>) {</w:t>
+              <w:t>public List&lt;DetalleVenta&gt; getDetalles() {</w:t>
             </w:r>
           </w:p>
           <w:p>
@@ -15761,47 +14114,7 @@
                 <w:szCs w:val="14"/>
                 <w:lang w:val="en-US"/>
               </w:rPr>
-              <w:t xml:space="preserve">        return </w:t>
-            </w:r>
-            <w:proofErr w:type="spellStart"/>
-            <w:r>
-              <w:rPr>
-                <w:rFonts w:ascii="Consolas" w:hAnsi="Consolas" w:cs="Consolas"/>
-                <w:sz w:val="14"/>
-                <w:szCs w:val="14"/>
-                <w:lang w:val="en-US"/>
-              </w:rPr>
-              <w:t>Collections.unmodifiableList</w:t>
-            </w:r>
-            <w:proofErr w:type="spellEnd"/>
-            <w:r>
-              <w:rPr>
-                <w:rFonts w:ascii="Consolas" w:hAnsi="Consolas" w:cs="Consolas"/>
-                <w:sz w:val="14"/>
-                <w:szCs w:val="14"/>
-                <w:lang w:val="en-US"/>
-              </w:rPr>
-              <w:t>(</w:t>
-            </w:r>
-            <w:proofErr w:type="spellStart"/>
-            <w:r>
-              <w:rPr>
-                <w:rFonts w:ascii="Consolas" w:hAnsi="Consolas" w:cs="Consolas"/>
-                <w:sz w:val="14"/>
-                <w:szCs w:val="14"/>
-                <w:lang w:val="en-US"/>
-              </w:rPr>
-              <w:t>detalles</w:t>
-            </w:r>
-            <w:proofErr w:type="spellEnd"/>
-            <w:r>
-              <w:rPr>
-                <w:rFonts w:ascii="Consolas" w:hAnsi="Consolas" w:cs="Consolas"/>
-                <w:sz w:val="14"/>
-                <w:szCs w:val="14"/>
-                <w:lang w:val="en-US"/>
-              </w:rPr>
-              <w:t>);</w:t>
+              <w:t xml:space="preserve">        return Collections.unmodifiableList(detalles);</w:t>
             </w:r>
           </w:p>
           <w:p>
@@ -16989,7 +15302,6 @@
                 <w:sz w:val="14"/>
                 <w:szCs w:val="14"/>
               </w:rPr>
-              <w:lastRenderedPageBreak/>
               <w:t xml:space="preserve">    }</w:t>
             </w:r>
           </w:p>
@@ -17011,7 +15323,7 @@
         </w:rPr>
       </w:pPr>
       <w:bookmarkStart w:id="10" w:name="_Toc240009006"/>
-      <w:bookmarkStart w:id="11" w:name="_Toc241501939"/>
+      <w:bookmarkStart w:id="11" w:name="_Toc241502992"/>
       <w:r>
         <w:rPr>
           <w:sz w:val="22"/>
@@ -17595,6 +15907,7 @@
               <w:rPr>
                 <w:color w:val="222222"/>
               </w:rPr>
+              <w:lastRenderedPageBreak/>
               <w:t>Resultado esperado</w:t>
             </w:r>
           </w:p>
@@ -17698,39 +16011,7 @@
                 <w:color w:val="222222"/>
                 <w:lang w:val="en-US"/>
               </w:rPr>
-              <w:t xml:space="preserve">; 11 </w:t>
-            </w:r>
-            <w:proofErr w:type="spellStart"/>
-            <w:r>
-              <w:rPr>
-                <w:color w:val="222222"/>
-                <w:lang w:val="en-US"/>
-              </w:rPr>
-              <w:t>pruebas</w:t>
-            </w:r>
-            <w:proofErr w:type="spellEnd"/>
-            <w:r>
-              <w:rPr>
-                <w:color w:val="222222"/>
-                <w:lang w:val="en-US"/>
-              </w:rPr>
-              <w:t xml:space="preserve">, 1 </w:t>
-            </w:r>
-            <w:proofErr w:type="spellStart"/>
-            <w:r>
-              <w:rPr>
-                <w:color w:val="222222"/>
-                <w:lang w:val="en-US"/>
-              </w:rPr>
-              <w:t>fallo</w:t>
-            </w:r>
-            <w:proofErr w:type="spellEnd"/>
-            <w:r>
-              <w:rPr>
-                <w:color w:val="222222"/>
-                <w:lang w:val="en-US"/>
-              </w:rPr>
-              <w:t>, BUILD FAILURE.</w:t>
+              <w:t>; 11 pruebas, 1 fallo, BUILD FAILURE.</w:t>
             </w:r>
           </w:p>
         </w:tc>
@@ -17924,9 +16205,8 @@
         <w:rPr>
           <w:noProof/>
         </w:rPr>
-        <w:lastRenderedPageBreak/>
         <w:drawing>
-          <wp:inline distT="0" distB="0" distL="0" distR="0" wp14:anchorId="721E53C8" wp14:editId="10811286">
+          <wp:inline distT="0" distB="0" distL="0" distR="0" wp14:anchorId="6C07286C" wp14:editId="69A6AD8B">
             <wp:extent cx="5760000" cy="3026802"/>
             <wp:effectExtent l="0" t="0" r="0" b="0"/>
             <wp:docPr id="3101" name="captura2-def01-falla.png"/>
@@ -17975,41 +16255,13 @@
           <w:lang w:val="en-US"/>
         </w:rPr>
       </w:pPr>
-      <w:proofErr w:type="spellStart"/>
       <w:r>
         <w:rPr>
           <w:i/>
           <w:sz w:val="18"/>
           <w:lang w:val="en-US"/>
         </w:rPr>
-        <w:t>Figura</w:t>
-      </w:r>
-      <w:proofErr w:type="spellEnd"/>
-      <w:r>
-        <w:rPr>
-          <w:i/>
-          <w:sz w:val="18"/>
-          <w:lang w:val="en-US"/>
-        </w:rPr>
-        <w:t xml:space="preserve"> 4. DEF-01: CP-05 </w:t>
-      </w:r>
-      <w:proofErr w:type="spellStart"/>
-      <w:r>
-        <w:rPr>
-          <w:i/>
-          <w:sz w:val="18"/>
-          <w:lang w:val="en-US"/>
-        </w:rPr>
-        <w:t>falla</w:t>
-      </w:r>
-      <w:proofErr w:type="spellEnd"/>
-      <w:r>
-        <w:rPr>
-          <w:i/>
-          <w:sz w:val="18"/>
-          <w:lang w:val="en-US"/>
-        </w:rPr>
-        <w:t xml:space="preserve"> con expected 9.20 but was 10.35</w:t>
+        <w:t>Figura 4. DEF-01: CP-05 falla con expected 9.20 but was 10.35</w:t>
       </w:r>
     </w:p>
     <w:p>
@@ -18022,7 +16274,7 @@
           <w:noProof/>
         </w:rPr>
         <w:drawing>
-          <wp:inline distT="0" distB="0" distL="0" distR="0" wp14:anchorId="42B063B0" wp14:editId="03ED3BF2">
+          <wp:inline distT="0" distB="0" distL="0" distR="0" wp14:anchorId="3A5CA682" wp14:editId="0F6C8A1E">
             <wp:extent cx="5760000" cy="1951735"/>
             <wp:effectExtent l="0" t="0" r="0" b="0"/>
             <wp:docPr id="3102" name="captura3-def01-corregido.png"/>
@@ -18086,6 +16338,7 @@
           <w:i/>
           <w:sz w:val="18"/>
         </w:rPr>
+        <w:lastRenderedPageBreak/>
         <w:t>Tabla 7. Defectos encontrados en la revisión</w:t>
       </w:r>
     </w:p>
@@ -18510,7 +16763,25 @@
                 <w:sz w:val="17"/>
                 <w:szCs w:val="17"/>
               </w:rPr>
-              <w:t>; CP-08 lo cubre y pasa con la corrección (Figura 3). Corrección registrada en el repositorio</w:t>
+              <w:t xml:space="preserve">. La prueba CP-08 se escribió junto con la corrección, así que no hay una ejecución en rojo contra la versión anterior; ambas entraron en el </w:t>
+            </w:r>
+            <w:proofErr w:type="spellStart"/>
+            <w:r>
+              <w:rPr>
+                <w:color w:val="222222"/>
+                <w:sz w:val="17"/>
+                <w:szCs w:val="17"/>
+              </w:rPr>
+              <w:t>commit</w:t>
+            </w:r>
+            <w:proofErr w:type="spellEnd"/>
+            <w:r>
+              <w:rPr>
+                <w:color w:val="222222"/>
+                <w:sz w:val="17"/>
+                <w:szCs w:val="17"/>
+              </w:rPr>
+              <w:t xml:space="preserve"> "Ae6: se deja de versionar target". CP-08 pasa con la corrección (Figura 3)</w:t>
             </w:r>
           </w:p>
         </w:tc>
@@ -19118,7 +17389,6 @@
                 <w:sz w:val="17"/>
                 <w:szCs w:val="17"/>
               </w:rPr>
-              <w:lastRenderedPageBreak/>
               <w:t>DEF-05</w:t>
             </w:r>
           </w:p>
@@ -19280,7 +17550,7 @@
         </w:rPr>
       </w:pPr>
       <w:bookmarkStart w:id="12" w:name="_Toc240009007"/>
-      <w:bookmarkStart w:id="13" w:name="_Toc241501940"/>
+      <w:bookmarkStart w:id="13" w:name="_Toc241502993"/>
       <w:r>
         <w:rPr>
           <w:sz w:val="22"/>
@@ -19564,6 +17834,7 @@
               <w:rPr>
                 <w:color w:val="222222"/>
               </w:rPr>
+              <w:lastRenderedPageBreak/>
               <w:t>Tarea que realizará</w:t>
             </w:r>
           </w:p>
@@ -19747,6 +18018,14 @@
               <w:rPr>
                 <w:color w:val="222222"/>
               </w:rPr>
+              <w:t>Se cuenta como paso cada pantalla que el cajero tiene que completar: 1) pantalla de venta (iniciar la venta y seleccionar los productos; agregar cada producto y ver el aviso de no disponible es parte de este mismo paso), 2) pantalla de pago y 3) confirmación de la venta.</w:t>
+            </w:r>
+          </w:p>
+          <w:p>
+            <w:r>
+              <w:rPr>
+                <w:color w:val="222222"/>
+              </w:rPr>
               <w:t>Se acepta si el cajero registra las 3 ventas sin ayuda, cada una en máximo 3 pasos (RNF01), el tiempo promedio es menor que con el proceso actual, el total coincide con lo que cobraría normalmente y entiende a la primera el aviso de producto no disponible. Si falla cualquiera de estos puntos, se replantea el flujo con el cajero antes de seguir.</w:t>
             </w:r>
           </w:p>
@@ -19828,7 +18107,7 @@
         </w:rPr>
       </w:pPr>
       <w:bookmarkStart w:id="14" w:name="_Toc240009008"/>
-      <w:bookmarkStart w:id="15" w:name="_Toc241501941"/>
+      <w:bookmarkStart w:id="15" w:name="_Toc241502994"/>
       <w:r>
         <w:rPr>
           <w:sz w:val="22"/>
@@ -19867,7 +18146,6 @@
           <w:i/>
           <w:sz w:val="18"/>
         </w:rPr>
-        <w:lastRenderedPageBreak/>
         <w:t>Tabla 9. Hilo de trazabilidad de RF01</w:t>
       </w:r>
     </w:p>
@@ -21535,6 +19813,7 @@
                 <w:sz w:val="15"/>
                 <w:szCs w:val="15"/>
               </w:rPr>
+              <w:lastRenderedPageBreak/>
               <w:t>RF01</w:t>
             </w:r>
           </w:p>
@@ -22676,7 +20955,7 @@
                 <w:sz w:val="15"/>
                 <w:szCs w:val="15"/>
               </w:rPr>
-              <w:t>Pasa tras corrección</w:t>
+              <w:t>Pasa (prueba escrita junto con la corrección)</w:t>
             </w:r>
           </w:p>
         </w:tc>
@@ -22784,7 +21063,7 @@
         </w:rPr>
       </w:pPr>
       <w:bookmarkStart w:id="16" w:name="_Toc240009009"/>
-      <w:bookmarkStart w:id="17" w:name="_Toc241501942"/>
+      <w:bookmarkStart w:id="17" w:name="_Toc241502995"/>
       <w:r>
         <w:rPr>
           <w:sz w:val="22"/>
@@ -22852,24 +21131,15 @@
         </w:rPr>
       </w:pPr>
       <w:bookmarkStart w:id="18" w:name="_Toc240009010"/>
-      <w:bookmarkStart w:id="19" w:name="_Toc241501943"/>
+      <w:bookmarkStart w:id="19" w:name="_Toc241502996"/>
       <w:r>
         <w:rPr>
           <w:sz w:val="22"/>
         </w:rPr>
-        <w:lastRenderedPageBreak/>
-        <w:t xml:space="preserve">10. </w:t>
-      </w:r>
-      <w:proofErr w:type="spellStart"/>
-      <w:r>
-        <w:rPr>
-          <w:sz w:val="22"/>
-        </w:rPr>
-        <w:t>Referencias</w:t>
+        <w:t>10. Referencias</w:t>
       </w:r>
       <w:bookmarkEnd w:id="18"/>
       <w:bookmarkEnd w:id="19"/>
-      <w:proofErr w:type="spellEnd"/>
     </w:p>
     <w:p>
       <w:pPr>
@@ -22914,7 +21184,7 @@
         <w:t>Circular n.º NAC-DGECCGC25-00000006 sobre la vigencia de la tarifa general del IVA</w:t>
       </w:r>
       <w:r>
-        <w:t>. SRI.</w:t>
+        <w:t>. https://www.sri.gob.ec/o/sri-portlet-biblioteca-alfresco-internet/descargar?id=236482f4-6125-42fd-b073-62c99d08233d&amp;nombre=NAC-DGECCGC25-00000006.pdf</w:t>
       </w:r>
     </w:p>
     <w:p>
@@ -22991,7 +21261,7 @@
         </w:rPr>
       </w:pPr>
       <w:bookmarkStart w:id="20" w:name="_Toc240009011"/>
-      <w:bookmarkStart w:id="21" w:name="_Toc241501944"/>
+      <w:bookmarkStart w:id="21" w:name="_Toc241502997"/>
       <w:r>
         <w:rPr>
           <w:sz w:val="22"/>
@@ -23074,6 +21344,7 @@
                 <w:bCs/>
                 <w:color w:val="FFFFFF"/>
               </w:rPr>
+              <w:lastRenderedPageBreak/>
               <w:t>Campo</w:t>
             </w:r>
           </w:p>
@@ -23418,7 +21689,7 @@
         </w:rPr>
       </w:pPr>
       <w:bookmarkStart w:id="22" w:name="_Toc240009012"/>
-      <w:bookmarkStart w:id="23" w:name="_Toc241501945"/>
+      <w:bookmarkStart w:id="23" w:name="_Toc241502998"/>
       <w:r>
         <w:rPr>
           <w:sz w:val="22"/>
@@ -23817,23 +22088,7 @@
                 <w:color w:val="222222"/>
                 <w:lang w:val="en-US"/>
               </w:rPr>
-              <w:t>Ae6/vv-rf01/</w:t>
-            </w:r>
-            <w:proofErr w:type="spellStart"/>
-            <w:r>
-              <w:rPr>
-                <w:color w:val="222222"/>
-                <w:lang w:val="en-US"/>
-              </w:rPr>
-              <w:t>src</w:t>
-            </w:r>
-            <w:proofErr w:type="spellEnd"/>
-            <w:r>
-              <w:rPr>
-                <w:color w:val="222222"/>
-                <w:lang w:val="en-US"/>
-              </w:rPr>
-              <w:t>/test/java/…/ServicioVentaTest.java</w:t>
+              <w:t>Ae6/vv-rf01/src/test/java/…/ServicioVentaTest.java</w:t>
             </w:r>
           </w:p>
         </w:tc>
@@ -23893,7 +22148,6 @@
               <w:rPr>
                 <w:color w:val="222222"/>
               </w:rPr>
-              <w:lastRenderedPageBreak/>
               <w:t>Evidencia de ejecución</w:t>
             </w:r>
           </w:p>
@@ -24118,6 +22372,7 @@
               <w:rPr>
                 <w:color w:val="222222"/>
               </w:rPr>
+              <w:lastRenderedPageBreak/>
               <w:t>Modelos UML</w:t>
             </w:r>
           </w:p>
@@ -24193,7 +22448,7 @@
         </w:rPr>
       </w:pPr>
       <w:bookmarkStart w:id="24" w:name="_Toc240009013"/>
-      <w:bookmarkStart w:id="25" w:name="_Toc241501946"/>
+      <w:bookmarkStart w:id="25" w:name="_Toc241502999"/>
       <w:r>
         <w:rPr>
           <w:sz w:val="22"/>
@@ -24301,17 +22556,7 @@
         <w:t>[X] He declarado el uso de IA cuando corresponde.</w:t>
       </w:r>
     </w:p>
-    <w:p>
-      <w:pPr>
-        <w:rPr>
-          <w:rFonts w:eastAsiaTheme="minorEastAsia" w:cstheme="minorBidi"/>
-          <w:b/>
-          <w:color w:val="7A0019"/>
-          <w:sz w:val="31"/>
-          <w:lang w:val="es-EC"/>
-        </w:rPr>
-      </w:pPr>
-    </w:p>
+    <w:p/>
     <w:sectPr>
       <w:headerReference w:type="default" r:id="rId20"/>
       <w:footerReference w:type="default" r:id="rId21"/>

--- a/Ae6/Sanginez_Tony_Ae6_Expediente_VV.docx
+++ b/Ae6/Sanginez_Tony_Ae6_Expediente_VV.docx
@@ -847,7 +847,7 @@
                 <w:lang w:val="en-US"/>
               </w:rPr>
               <w:drawing>
-                <wp:inline distT="0" distB="0" distL="0" distR="0" wp14:anchorId="5AE9FC08" wp14:editId="49339140">
+                <wp:inline distT="0" distB="0" distL="0" distR="0" wp14:anchorId="5AE9FC08" wp14:editId="749EC01C">
                   <wp:extent cx="676203" cy="661384"/>
                   <wp:effectExtent l="0" t="0" r="0" b="5715"/>
                   <wp:docPr id="1599987282" name="Imagen 6"/>
@@ -2388,7 +2388,6 @@
         </w:rPr>
       </w:pPr>
       <w:bookmarkStart w:id="0" w:name="_Toc240009001"/>
-      <w:bookmarkStart w:id="1" w:name="_Toc241502987"/>
       <w:r>
         <w:rPr>
           <w:sz w:val="22"/>
@@ -2398,7 +2397,6 @@
         <w:t>1. Selección del requisito</w:t>
       </w:r>
       <w:bookmarkEnd w:id="0"/>
-      <w:bookmarkEnd w:id="1"/>
     </w:p>
     <w:p>
       <w:pPr>
@@ -2991,8 +2989,7 @@
           <w:lang w:val="es-EC"/>
         </w:rPr>
       </w:pPr>
-      <w:bookmarkStart w:id="2" w:name="_Toc240009002"/>
-      <w:bookmarkStart w:id="3" w:name="_Toc241502988"/>
+      <w:bookmarkStart w:id="1" w:name="_Toc240009002"/>
       <w:r>
         <w:rPr>
           <w:sz w:val="22"/>
@@ -3000,8 +2997,7 @@
         </w:rPr>
         <w:t>2. Auditoría técnica del requisito y modelos</w:t>
       </w:r>
-      <w:bookmarkEnd w:id="2"/>
-      <w:bookmarkEnd w:id="3"/>
+      <w:bookmarkEnd w:id="1"/>
     </w:p>
     <w:p>
       <w:pPr>
@@ -3009,7 +3005,18 @@
         <w:jc w:val="both"/>
       </w:pPr>
       <w:r>
-        <w:t>Antes de probar se revisó que el requisito fuera consistente con el caso de uso, el diagrama de clases, la secuencia SEQ01 y el código (Tabla 2). La revisión encontró problemas reales; los que quedaron pendientes en los modelos se registraron como defectos en la sección 6 (Tabla 7).</w:t>
+        <w:t xml:space="preserve">Antes de probar se revisó que el requisito fuera consistente con el caso de uso, el diagrama de clases, la secuencia SEQ01 y el código (Tabla 2). La revisión encontró problemas reales, que se registraron como defectos en la sección 6 (Tabla 7). Los que estaban en los diagramas se corrigieron en una versión 2 guardada en </w:t>
+      </w:r>
+      <w:r>
+        <w:rPr>
+          <w:rFonts w:ascii="Consolas" w:hAnsi="Consolas"/>
+          <w:sz w:val="19"/>
+          <w:szCs w:val="19"/>
+        </w:rPr>
+        <w:t>Ae6/modelos/</w:t>
+      </w:r>
+      <w:r>
+        <w:t>, sin modificar la entrega del Ae5.</w:t>
       </w:r>
     </w:p>
     <w:p>
@@ -3274,7 +3281,7 @@
               <w:rPr>
                 <w:color w:val="222222"/>
               </w:rPr>
-              <w:t>Corregido en el expediente: se agregó CA-04 y se cubre con CP-03. Reflejar la regla en CU01 queda pendiente (DEF-05).</w:t>
+              <w:t>Corregido en el expediente: se agregó CA-04 y se cubre con CP-03. La regla se incorpora a CU01 en la siguiente versión de la especificación (DEF-05).</w:t>
             </w:r>
           </w:p>
         </w:tc>
@@ -3545,7 +3552,7 @@
               <w:rPr>
                 <w:color w:val="222222"/>
               </w:rPr>
-              <w:t xml:space="preserve">En el código se corrigió con </w:t>
+              <w:t xml:space="preserve">En el código se usa </w:t>
             </w:r>
             <w:proofErr w:type="spellStart"/>
             <w:r>
@@ -3579,7 +3586,7 @@
               <w:rPr>
                 <w:color w:val="222222"/>
               </w:rPr>
-              <w:t xml:space="preserve"> (EN_PROCESO, REGISTRADA). En el diagrama queda pendiente (DEF-03).</w:t>
+              <w:t xml:space="preserve"> (EN_PROCESO, REGISTRADA). El diagrama se corrigió en la versión 2 (DEF-03, Figura 6).</w:t>
             </w:r>
           </w:p>
         </w:tc>
@@ -3693,7 +3700,7 @@
               <w:rPr>
                 <w:color w:val="222222"/>
               </w:rPr>
-              <w:t>E2 queda cubierto por CA-03 y CP-04. Agregar el fragmento alternativo en SEQ01 queda pendiente (DEF-04).</w:t>
+              <w:t>E2 queda cubierto por CA-03 y CP-04, y se agregó el fragmento alternativo en SEQ01 versión 2 (DEF-04, Figura 7).</w:t>
             </w:r>
           </w:p>
         </w:tc>
@@ -3981,7 +3988,24 @@
               <w:rPr>
                 <w:color w:val="222222"/>
               </w:rPr>
-              <w:t xml:space="preserve">Se mantiene el diseño del código. Actualizar SEQ01 para que </w:t>
+              <w:t xml:space="preserve">Se mantiene el diseño del código y SEQ01 versión 2 se ajustó a él: </w:t>
+            </w:r>
+            <w:proofErr w:type="spellStart"/>
+            <w:r>
+              <w:rPr>
+                <w:rFonts w:ascii="Consolas" w:hAnsi="Consolas"/>
+                <w:color w:val="222222"/>
+                <w:sz w:val="19"/>
+                <w:szCs w:val="19"/>
+              </w:rPr>
+              <w:t>ControlVenta</w:t>
+            </w:r>
+            <w:proofErr w:type="spellEnd"/>
+            <w:r>
+              <w:rPr>
+                <w:color w:val="222222"/>
+              </w:rPr>
+              <w:t xml:space="preserve"> llama a </w:t>
             </w:r>
             <w:proofErr w:type="spellStart"/>
             <w:proofErr w:type="gramStart"/>
@@ -3992,7 +4016,7 @@
                 <w:sz w:val="19"/>
                 <w:szCs w:val="19"/>
               </w:rPr>
-              <w:t>verificarDisponibilidad</w:t>
+              <w:t>agregarDetalle</w:t>
             </w:r>
             <w:proofErr w:type="spellEnd"/>
             <w:r>
@@ -4018,7 +4042,7 @@
               <w:rPr>
                 <w:color w:val="222222"/>
               </w:rPr>
-              <w:t xml:space="preserve"> la envíe </w:t>
+              <w:t xml:space="preserve"> y </w:t>
             </w:r>
             <w:r>
               <w:rPr>
@@ -4033,7 +4057,44 @@
               <w:rPr>
                 <w:color w:val="222222"/>
               </w:rPr>
-              <w:t xml:space="preserve"> queda pendiente (DEF-04). La lista modificable se registró y corrigió como DEF-02.</w:t>
+              <w:t xml:space="preserve"> envía </w:t>
+            </w:r>
+            <w:proofErr w:type="spellStart"/>
+            <w:proofErr w:type="gramStart"/>
+            <w:r>
+              <w:rPr>
+                <w:rFonts w:ascii="Consolas" w:hAnsi="Consolas"/>
+                <w:color w:val="222222"/>
+                <w:sz w:val="19"/>
+                <w:szCs w:val="19"/>
+              </w:rPr>
+              <w:t>verificarDisponibilidad</w:t>
+            </w:r>
+            <w:proofErr w:type="spellEnd"/>
+            <w:r>
+              <w:rPr>
+                <w:rFonts w:ascii="Consolas" w:hAnsi="Consolas"/>
+                <w:color w:val="222222"/>
+                <w:sz w:val="19"/>
+                <w:szCs w:val="19"/>
+              </w:rPr>
+              <w:t>(</w:t>
+            </w:r>
+            <w:proofErr w:type="gramEnd"/>
+            <w:r>
+              <w:rPr>
+                <w:rFonts w:ascii="Consolas" w:hAnsi="Consolas"/>
+                <w:color w:val="222222"/>
+                <w:sz w:val="19"/>
+                <w:szCs w:val="19"/>
+              </w:rPr>
+              <w:t>)</w:t>
+            </w:r>
+            <w:r>
+              <w:rPr>
+                <w:color w:val="222222"/>
+              </w:rPr>
+              <w:t xml:space="preserve"> (DEF-04, Figura 7). La lista modificable se registró y corrigió como DEF-02.</w:t>
             </w:r>
           </w:p>
         </w:tc>
@@ -4074,7 +4135,7 @@
           <w:noProof/>
         </w:rPr>
         <w:drawing>
-          <wp:inline distT="0" distB="0" distL="0" distR="0" wp14:anchorId="72B33175" wp14:editId="5F7D4FB6">
+          <wp:inline distT="0" distB="0" distL="0" distR="0" wp14:anchorId="4F4F8297" wp14:editId="3851C51B">
             <wp:extent cx="5768340" cy="4716780"/>
             <wp:effectExtent l="0" t="0" r="3810" b="7620"/>
             <wp:docPr id="987234633" name="Imagen 4"/>
@@ -4147,7 +4208,7 @@
           <w:noProof/>
         </w:rPr>
         <w:drawing>
-          <wp:inline distT="0" distB="0" distL="0" distR="0" wp14:anchorId="6567DCD8" wp14:editId="5C90419A">
+          <wp:inline distT="0" distB="0" distL="0" distR="0" wp14:anchorId="34036604" wp14:editId="016D6CB1">
             <wp:extent cx="5303520" cy="5882483"/>
             <wp:effectExtent l="0" t="0" r="0" b="0"/>
             <wp:docPr id="2007843935" name="Picture 2007843935"/>
@@ -4205,8 +4266,7 @@
           <w:lang w:val="es-EC"/>
         </w:rPr>
       </w:pPr>
-      <w:bookmarkStart w:id="4" w:name="_Toc240009003"/>
-      <w:bookmarkStart w:id="5" w:name="_Toc241502989"/>
+      <w:bookmarkStart w:id="2" w:name="_Toc240009003"/>
       <w:r>
         <w:rPr>
           <w:sz w:val="22"/>
@@ -4214,8 +4274,7 @@
         </w:rPr>
         <w:t>3. Criterios de aceptación</w:t>
       </w:r>
-      <w:bookmarkEnd w:id="4"/>
-      <w:bookmarkEnd w:id="5"/>
+      <w:bookmarkEnd w:id="2"/>
     </w:p>
     <w:p>
       <w:pPr>
@@ -5050,8 +5109,7 @@
           <w:lang w:val="es-EC"/>
         </w:rPr>
       </w:pPr>
-      <w:bookmarkStart w:id="6" w:name="_Toc240009004"/>
-      <w:bookmarkStart w:id="7" w:name="_Toc241502990"/>
+      <w:bookmarkStart w:id="3" w:name="_Toc240009004"/>
       <w:r>
         <w:rPr>
           <w:sz w:val="22"/>
@@ -5059,8 +5117,7 @@
         </w:rPr>
         <w:t>4. Diseño de casos de prueba</w:t>
       </w:r>
-      <w:bookmarkEnd w:id="6"/>
-      <w:bookmarkEnd w:id="7"/>
+      <w:bookmarkEnd w:id="3"/>
     </w:p>
     <w:p>
       <w:pPr>
@@ -6858,8 +6915,7 @@
           <w:lang w:val="es-EC"/>
         </w:rPr>
       </w:pPr>
-      <w:bookmarkStart w:id="8" w:name="_Toc240009005"/>
-      <w:bookmarkStart w:id="9" w:name="_Toc241502991"/>
+      <w:bookmarkStart w:id="4" w:name="_Toc240009005"/>
       <w:r>
         <w:rPr>
           <w:sz w:val="22"/>
@@ -6867,8 +6923,7 @@
         </w:rPr>
         <w:t>5. Implementación y ejecución de pruebas</w:t>
       </w:r>
-      <w:bookmarkEnd w:id="8"/>
-      <w:bookmarkEnd w:id="9"/>
+      <w:bookmarkEnd w:id="4"/>
     </w:p>
     <w:p>
       <w:pPr>
@@ -8604,7 +8659,7 @@
         </w:rPr>
         <w:lastRenderedPageBreak/>
         <w:drawing>
-          <wp:inline distT="0" distB="0" distL="0" distR="0" wp14:anchorId="2531A9CE" wp14:editId="7D4C1D26">
+          <wp:inline distT="0" distB="0" distL="0" distR="0" wp14:anchorId="5DEF6F7B" wp14:editId="4594AFD4">
             <wp:extent cx="5760000" cy="1996515"/>
             <wp:effectExtent l="0" t="0" r="0" b="0"/>
             <wp:docPr id="3100" name="captura1-mvn-test-ok.png"/>
@@ -8760,27 +8815,7 @@
                 <w:szCs w:val="14"/>
                 <w:lang w:val="en-US"/>
               </w:rPr>
-              <w:t xml:space="preserve">package </w:t>
-            </w:r>
-            <w:proofErr w:type="gramStart"/>
-            <w:r>
-              <w:rPr>
-                <w:rFonts w:ascii="Consolas" w:hAnsi="Consolas" w:cs="Consolas"/>
-                <w:sz w:val="14"/>
-                <w:szCs w:val="14"/>
-                <w:lang w:val="en-US"/>
-              </w:rPr>
-              <w:t>ec.edu.uees</w:t>
-            </w:r>
-            <w:proofErr w:type="gramEnd"/>
-            <w:r>
-              <w:rPr>
-                <w:rFonts w:ascii="Consolas" w:hAnsi="Consolas" w:cs="Consolas"/>
-                <w:sz w:val="14"/>
-                <w:szCs w:val="14"/>
-                <w:lang w:val="en-US"/>
-              </w:rPr>
-              <w:t>.ucom304.facturacion;</w:t>
+              <w:t>package ec.edu.uees.ucom304.facturacion;</w:t>
             </w:r>
           </w:p>
           <w:p>
@@ -8805,29 +8840,7 @@
                 <w:szCs w:val="14"/>
                 <w:lang w:val="en-US"/>
               </w:rPr>
-              <w:t xml:space="preserve">import </w:t>
-            </w:r>
-            <w:proofErr w:type="spellStart"/>
-            <w:proofErr w:type="gramStart"/>
-            <w:r>
-              <w:rPr>
-                <w:rFonts w:ascii="Consolas" w:hAnsi="Consolas" w:cs="Consolas"/>
-                <w:sz w:val="14"/>
-                <w:szCs w:val="14"/>
-                <w:lang w:val="en-US"/>
-              </w:rPr>
-              <w:t>org.junit.jupiter.api.BeforeEach</w:t>
-            </w:r>
-            <w:proofErr w:type="spellEnd"/>
-            <w:proofErr w:type="gramEnd"/>
-            <w:r>
-              <w:rPr>
-                <w:rFonts w:ascii="Consolas" w:hAnsi="Consolas" w:cs="Consolas"/>
-                <w:sz w:val="14"/>
-                <w:szCs w:val="14"/>
-                <w:lang w:val="en-US"/>
-              </w:rPr>
-              <w:t>;</w:t>
+              <w:t>import org.junit.jupiter.api.BeforeEach;</w:t>
             </w:r>
           </w:p>
           <w:p>
@@ -8844,29 +8857,7 @@
                 <w:szCs w:val="14"/>
                 <w:lang w:val="en-US"/>
               </w:rPr>
-              <w:t xml:space="preserve">import </w:t>
-            </w:r>
-            <w:proofErr w:type="spellStart"/>
-            <w:proofErr w:type="gramStart"/>
-            <w:r>
-              <w:rPr>
-                <w:rFonts w:ascii="Consolas" w:hAnsi="Consolas" w:cs="Consolas"/>
-                <w:sz w:val="14"/>
-                <w:szCs w:val="14"/>
-                <w:lang w:val="en-US"/>
-              </w:rPr>
-              <w:t>org.junit.jupiter.api.Test</w:t>
-            </w:r>
-            <w:proofErr w:type="spellEnd"/>
-            <w:proofErr w:type="gramEnd"/>
-            <w:r>
-              <w:rPr>
-                <w:rFonts w:ascii="Consolas" w:hAnsi="Consolas" w:cs="Consolas"/>
-                <w:sz w:val="14"/>
-                <w:szCs w:val="14"/>
-                <w:lang w:val="en-US"/>
-              </w:rPr>
-              <w:t>;</w:t>
+              <w:t>import org.junit.jupiter.api.Test;</w:t>
             </w:r>
           </w:p>
           <w:p>
@@ -8883,58 +8874,7 @@
                 <w:szCs w:val="14"/>
                 <w:lang w:val="en-US"/>
               </w:rPr>
-              <w:t xml:space="preserve">import </w:t>
-            </w:r>
-            <w:proofErr w:type="spellStart"/>
-            <w:proofErr w:type="gramStart"/>
-            <w:r>
-              <w:rPr>
-                <w:rFonts w:ascii="Consolas" w:hAnsi="Consolas" w:cs="Consolas"/>
-                <w:sz w:val="14"/>
-                <w:szCs w:val="14"/>
-                <w:lang w:val="en-US"/>
-              </w:rPr>
-              <w:t>org.junit</w:t>
-            </w:r>
-            <w:proofErr w:type="gramEnd"/>
-            <w:r>
-              <w:rPr>
-                <w:rFonts w:ascii="Consolas" w:hAnsi="Consolas" w:cs="Consolas"/>
-                <w:sz w:val="14"/>
-                <w:szCs w:val="14"/>
-                <w:lang w:val="en-US"/>
-              </w:rPr>
-              <w:t>.</w:t>
-            </w:r>
-            <w:proofErr w:type="gramStart"/>
-            <w:r>
-              <w:rPr>
-                <w:rFonts w:ascii="Consolas" w:hAnsi="Consolas" w:cs="Consolas"/>
-                <w:sz w:val="14"/>
-                <w:szCs w:val="14"/>
-                <w:lang w:val="en-US"/>
-              </w:rPr>
-              <w:t>jupiter.params</w:t>
-            </w:r>
-            <w:proofErr w:type="gramEnd"/>
-            <w:r>
-              <w:rPr>
-                <w:rFonts w:ascii="Consolas" w:hAnsi="Consolas" w:cs="Consolas"/>
-                <w:sz w:val="14"/>
-                <w:szCs w:val="14"/>
-                <w:lang w:val="en-US"/>
-              </w:rPr>
-              <w:t>.ParameterizedTest</w:t>
-            </w:r>
-            <w:proofErr w:type="spellEnd"/>
-            <w:r>
-              <w:rPr>
-                <w:rFonts w:ascii="Consolas" w:hAnsi="Consolas" w:cs="Consolas"/>
-                <w:sz w:val="14"/>
-                <w:szCs w:val="14"/>
-                <w:lang w:val="en-US"/>
-              </w:rPr>
-              <w:t>;</w:t>
+              <w:t>import org.junit.jupiter.params.ParameterizedTest;</w:t>
             </w:r>
           </w:p>
           <w:p>
@@ -8951,69 +8891,7 @@
                 <w:szCs w:val="14"/>
                 <w:lang w:val="en-US"/>
               </w:rPr>
-              <w:t xml:space="preserve">import </w:t>
-            </w:r>
-            <w:proofErr w:type="spellStart"/>
-            <w:proofErr w:type="gramStart"/>
-            <w:r>
-              <w:rPr>
-                <w:rFonts w:ascii="Consolas" w:hAnsi="Consolas" w:cs="Consolas"/>
-                <w:sz w:val="14"/>
-                <w:szCs w:val="14"/>
-                <w:lang w:val="en-US"/>
-              </w:rPr>
-              <w:t>org.junit</w:t>
-            </w:r>
-            <w:proofErr w:type="gramEnd"/>
-            <w:r>
-              <w:rPr>
-                <w:rFonts w:ascii="Consolas" w:hAnsi="Consolas" w:cs="Consolas"/>
-                <w:sz w:val="14"/>
-                <w:szCs w:val="14"/>
-                <w:lang w:val="en-US"/>
-              </w:rPr>
-              <w:t>.</w:t>
-            </w:r>
-            <w:proofErr w:type="gramStart"/>
-            <w:r>
-              <w:rPr>
-                <w:rFonts w:ascii="Consolas" w:hAnsi="Consolas" w:cs="Consolas"/>
-                <w:sz w:val="14"/>
-                <w:szCs w:val="14"/>
-                <w:lang w:val="en-US"/>
-              </w:rPr>
-              <w:t>jupiter.params</w:t>
-            </w:r>
-            <w:proofErr w:type="gramEnd"/>
-            <w:r>
-              <w:rPr>
-                <w:rFonts w:ascii="Consolas" w:hAnsi="Consolas" w:cs="Consolas"/>
-                <w:sz w:val="14"/>
-                <w:szCs w:val="14"/>
-                <w:lang w:val="en-US"/>
-              </w:rPr>
-              <w:t>.</w:t>
-            </w:r>
-            <w:proofErr w:type="gramStart"/>
-            <w:r>
-              <w:rPr>
-                <w:rFonts w:ascii="Consolas" w:hAnsi="Consolas" w:cs="Consolas"/>
-                <w:sz w:val="14"/>
-                <w:szCs w:val="14"/>
-                <w:lang w:val="en-US"/>
-              </w:rPr>
-              <w:t>provider.ValueSource</w:t>
-            </w:r>
-            <w:proofErr w:type="spellEnd"/>
-            <w:proofErr w:type="gramEnd"/>
-            <w:r>
-              <w:rPr>
-                <w:rFonts w:ascii="Consolas" w:hAnsi="Consolas" w:cs="Consolas"/>
-                <w:sz w:val="14"/>
-                <w:szCs w:val="14"/>
-                <w:lang w:val="en-US"/>
-              </w:rPr>
-              <w:t>;</w:t>
+              <w:t>import org.junit.jupiter.params.provider.ValueSource;</w:t>
             </w:r>
           </w:p>
           <w:p>
@@ -9038,27 +8916,7 @@
                 <w:szCs w:val="14"/>
                 <w:lang w:val="en-US"/>
               </w:rPr>
-              <w:t xml:space="preserve">import </w:t>
-            </w:r>
-            <w:proofErr w:type="gramStart"/>
-            <w:r>
-              <w:rPr>
-                <w:rFonts w:ascii="Consolas" w:hAnsi="Consolas" w:cs="Consolas"/>
-                <w:sz w:val="14"/>
-                <w:szCs w:val="14"/>
-                <w:lang w:val="en-US"/>
-              </w:rPr>
-              <w:t>java.math</w:t>
-            </w:r>
-            <w:proofErr w:type="gramEnd"/>
-            <w:r>
-              <w:rPr>
-                <w:rFonts w:ascii="Consolas" w:hAnsi="Consolas" w:cs="Consolas"/>
-                <w:sz w:val="14"/>
-                <w:szCs w:val="14"/>
-                <w:lang w:val="en-US"/>
-              </w:rPr>
-              <w:t>.BigDecimal;</w:t>
+              <w:t>import java.math.BigDecimal;</w:t>
             </w:r>
           </w:p>
           <w:p>
@@ -9083,27 +8941,7 @@
                 <w:szCs w:val="14"/>
                 <w:lang w:val="en-US"/>
               </w:rPr>
-              <w:t xml:space="preserve">import static </w:t>
-            </w:r>
-            <w:proofErr w:type="gramStart"/>
-            <w:r>
-              <w:rPr>
-                <w:rFonts w:ascii="Consolas" w:hAnsi="Consolas" w:cs="Consolas"/>
-                <w:sz w:val="14"/>
-                <w:szCs w:val="14"/>
-                <w:lang w:val="en-US"/>
-              </w:rPr>
-              <w:t>org.junit.jupiter.api.Assertions</w:t>
-            </w:r>
-            <w:proofErr w:type="gramEnd"/>
-            <w:r>
-              <w:rPr>
-                <w:rFonts w:ascii="Consolas" w:hAnsi="Consolas" w:cs="Consolas"/>
-                <w:sz w:val="14"/>
-                <w:szCs w:val="14"/>
-                <w:lang w:val="en-US"/>
-              </w:rPr>
-              <w:t>.*;</w:t>
+              <w:t>import static org.junit.jupiter.api.Assertions.*;</w:t>
             </w:r>
           </w:p>
           <w:p>
@@ -15322,8 +15160,7 @@
           <w:lang w:val="es-EC"/>
         </w:rPr>
       </w:pPr>
-      <w:bookmarkStart w:id="10" w:name="_Toc240009006"/>
-      <w:bookmarkStart w:id="11" w:name="_Toc241502992"/>
+      <w:bookmarkStart w:id="5" w:name="_Toc240009006"/>
       <w:r>
         <w:rPr>
           <w:sz w:val="22"/>
@@ -15331,8 +15168,7 @@
         </w:rPr>
         <w:t>6. Gestión de defectos</w:t>
       </w:r>
-      <w:bookmarkEnd w:id="10"/>
-      <w:bookmarkEnd w:id="11"/>
+      <w:bookmarkEnd w:id="5"/>
     </w:p>
     <w:p>
       <w:pPr>
@@ -16085,12 +15921,24 @@
               <w:rPr>
                 <w:color w:val="222222"/>
               </w:rPr>
-              <w:t xml:space="preserve"> "Ae6 DEF-01: defecto inyectado en </w:t>
+              <w:t xml:space="preserve"> </w:t>
+            </w:r>
+            <w:r>
+              <w:rPr>
+                <w:rFonts w:ascii="Consolas" w:hAnsi="Consolas"/>
+                <w:color w:val="222222"/>
+                <w:sz w:val="19"/>
+                <w:szCs w:val="19"/>
+              </w:rPr>
+              <w:t xml:space="preserve">Ae6 DEF-01: defecto inyectado en </w:t>
             </w:r>
             <w:proofErr w:type="spellStart"/>
             <w:r>
               <w:rPr>
-                <w:color w:val="222222"/>
+                <w:rFonts w:ascii="Consolas" w:hAnsi="Consolas"/>
+                <w:color w:val="222222"/>
+                <w:sz w:val="19"/>
+                <w:szCs w:val="19"/>
               </w:rPr>
               <w:t>DetalleVenta.calcularSubtotal</w:t>
             </w:r>
@@ -16099,12 +15947,24 @@
               <w:rPr>
                 <w:color w:val="222222"/>
               </w:rPr>
-              <w:t xml:space="preserve">" y "Ae6 DEF-01: corrección, subtotal con </w:t>
+              <w:t xml:space="preserve"> y </w:t>
+            </w:r>
+            <w:r>
+              <w:rPr>
+                <w:rFonts w:ascii="Consolas" w:hAnsi="Consolas"/>
+                <w:color w:val="222222"/>
+                <w:sz w:val="19"/>
+                <w:szCs w:val="19"/>
+              </w:rPr>
+              <w:t xml:space="preserve">Ae6 DEF-01: corrección, subtotal con </w:t>
             </w:r>
             <w:proofErr w:type="spellStart"/>
             <w:r>
               <w:rPr>
-                <w:color w:val="222222"/>
+                <w:rFonts w:ascii="Consolas" w:hAnsi="Consolas"/>
+                <w:color w:val="222222"/>
+                <w:sz w:val="19"/>
+                <w:szCs w:val="19"/>
               </w:rPr>
               <w:t>precioUnitario</w:t>
             </w:r>
@@ -16113,7 +15973,7 @@
               <w:rPr>
                 <w:color w:val="222222"/>
               </w:rPr>
-              <w:t xml:space="preserve">". Corrección: calcular el subtotal con </w:t>
+              <w:t xml:space="preserve">. Corrección: calcular el subtotal con </w:t>
             </w:r>
             <w:proofErr w:type="spellStart"/>
             <w:r>
@@ -16206,7 +16066,7 @@
           <w:noProof/>
         </w:rPr>
         <w:drawing>
-          <wp:inline distT="0" distB="0" distL="0" distR="0" wp14:anchorId="6C07286C" wp14:editId="69A6AD8B">
+          <wp:inline distT="0" distB="0" distL="0" distR="0" wp14:anchorId="742A3DC4" wp14:editId="13907BAC">
             <wp:extent cx="5760000" cy="3026802"/>
             <wp:effectExtent l="0" t="0" r="0" b="0"/>
             <wp:docPr id="3101" name="captura2-def01-falla.png"/>
@@ -16274,7 +16134,7 @@
           <w:noProof/>
         </w:rPr>
         <w:drawing>
-          <wp:inline distT="0" distB="0" distL="0" distR="0" wp14:anchorId="3A5CA682" wp14:editId="0F6C8A1E">
+          <wp:inline distT="0" distB="0" distL="0" distR="0" wp14:anchorId="28E52584" wp14:editId="79DCFCFC">
             <wp:extent cx="5760000" cy="1951735"/>
             <wp:effectExtent l="0" t="0" r="0" b="0"/>
             <wp:docPr id="3102" name="captura3-def01-corregido.png"/>
@@ -16781,7 +16641,24 @@
                 <w:sz w:val="17"/>
                 <w:szCs w:val="17"/>
               </w:rPr>
-              <w:t xml:space="preserve"> "Ae6: se deja de versionar target". CP-08 pasa con la corrección (Figura 3)</w:t>
+              <w:t xml:space="preserve"> </w:t>
+            </w:r>
+            <w:r>
+              <w:rPr>
+                <w:rFonts w:ascii="Consolas" w:hAnsi="Consolas"/>
+                <w:color w:val="222222"/>
+                <w:sz w:val="15"/>
+                <w:szCs w:val="15"/>
+              </w:rPr>
+              <w:t>Ae6: se deja de versionar target</w:t>
+            </w:r>
+            <w:r>
+              <w:rPr>
+                <w:color w:val="222222"/>
+                <w:sz w:val="17"/>
+                <w:szCs w:val="17"/>
+              </w:rPr>
+              <w:t>. CP-08 pasa con la corrección (Figura 3)</w:t>
             </w:r>
           </w:p>
         </w:tc>
@@ -17041,6 +16918,14 @@
           <w:p>
             <w:r>
               <w:rPr>
+                <w:color w:val="222222"/>
+                <w:sz w:val="17"/>
+                <w:szCs w:val="17"/>
+              </w:rPr>
+              <w:t xml:space="preserve">Antes: </w:t>
+            </w:r>
+            <w:r>
+              <w:rPr>
                 <w:rFonts w:ascii="Consolas" w:hAnsi="Consolas"/>
                 <w:color w:val="222222"/>
                 <w:sz w:val="15"/>
@@ -17067,36 +16952,53 @@
                 <w:sz w:val="17"/>
                 <w:szCs w:val="17"/>
               </w:rPr>
-              <w:t xml:space="preserve"> del Ae5</w:t>
-            </w:r>
-          </w:p>
-        </w:tc>
-        <w:tc>
-          <w:tcPr>
-            <w:tcW w:w="1579" w:type="dxa"/>
-            <w:tcBorders>
-              <w:top w:val="single" w:sz="5" w:space="0" w:color="D0D0D0"/>
-              <w:left w:val="single" w:sz="5" w:space="0" w:color="D0D0D0"/>
-              <w:bottom w:val="single" w:sz="5" w:space="0" w:color="D0D0D0"/>
-              <w:right w:val="single" w:sz="5" w:space="0" w:color="D0D0D0"/>
-            </w:tcBorders>
-            <w:shd w:val="clear" w:color="auto" w:fill="FFFFFF"/>
-            <w:tcMar>
-              <w:top w:w="70" w:type="dxa"/>
-              <w:left w:w="80" w:type="dxa"/>
-              <w:bottom w:w="70" w:type="dxa"/>
-              <w:right w:w="80" w:type="dxa"/>
-            </w:tcMar>
-            <w:vAlign w:val="center"/>
-          </w:tcPr>
-          <w:p>
+              <w:t xml:space="preserve"> del Ae5 (Figura 1). Después: </w:t>
+            </w:r>
+            <w:r>
+              <w:rPr>
+                <w:rFonts w:ascii="Consolas" w:hAnsi="Consolas"/>
+                <w:color w:val="222222"/>
+                <w:sz w:val="15"/>
+                <w:szCs w:val="15"/>
+              </w:rPr>
+              <w:t>Ae6/modelos/diagrama-clases-v2.drawio</w:t>
+            </w:r>
             <w:r>
               <w:rPr>
                 <w:color w:val="222222"/>
                 <w:sz w:val="17"/>
                 <w:szCs w:val="17"/>
               </w:rPr>
-              <w:t xml:space="preserve">Abierto: corregido en el código; pendiente actualizar el diagrama a </w:t>
+              <w:t xml:space="preserve"> (Figura 6)</w:t>
+            </w:r>
+          </w:p>
+        </w:tc>
+        <w:tc>
+          <w:tcPr>
+            <w:tcW w:w="1579" w:type="dxa"/>
+            <w:tcBorders>
+              <w:top w:val="single" w:sz="5" w:space="0" w:color="D0D0D0"/>
+              <w:left w:val="single" w:sz="5" w:space="0" w:color="D0D0D0"/>
+              <w:bottom w:val="single" w:sz="5" w:space="0" w:color="D0D0D0"/>
+              <w:right w:val="single" w:sz="5" w:space="0" w:color="D0D0D0"/>
+            </w:tcBorders>
+            <w:shd w:val="clear" w:color="auto" w:fill="FFFFFF"/>
+            <w:tcMar>
+              <w:top w:w="70" w:type="dxa"/>
+              <w:left w:w="80" w:type="dxa"/>
+              <w:bottom w:w="70" w:type="dxa"/>
+              <w:right w:w="80" w:type="dxa"/>
+            </w:tcMar>
+            <w:vAlign w:val="center"/>
+          </w:tcPr>
+          <w:p>
+            <w:r>
+              <w:rPr>
+                <w:color w:val="222222"/>
+                <w:sz w:val="17"/>
+                <w:szCs w:val="17"/>
+              </w:rPr>
+              <w:t xml:space="preserve">Corregido y verificado: montos en </w:t>
             </w:r>
             <w:proofErr w:type="spellStart"/>
             <w:r>
@@ -17115,9 +17017,8 @@
                 <w:sz w:val="17"/>
                 <w:szCs w:val="17"/>
               </w:rPr>
-              <w:t xml:space="preserve"> y </w:t>
-            </w:r>
-            <w:proofErr w:type="spellStart"/>
+              <w:t xml:space="preserve">, </w:t>
+            </w:r>
             <w:r>
               <w:rPr>
                 <w:rFonts w:ascii="Consolas" w:hAnsi="Consolas"/>
@@ -17125,9 +17026,46 @@
                 <w:sz w:val="15"/>
                 <w:szCs w:val="15"/>
               </w:rPr>
+              <w:t xml:space="preserve">estado: </w:t>
+            </w:r>
+            <w:proofErr w:type="spellStart"/>
+            <w:r>
+              <w:rPr>
+                <w:rFonts w:ascii="Consolas" w:hAnsi="Consolas"/>
+                <w:color w:val="222222"/>
+                <w:sz w:val="15"/>
+                <w:szCs w:val="15"/>
+              </w:rPr>
               <w:t>EstadoVenta</w:t>
             </w:r>
             <w:proofErr w:type="spellEnd"/>
+            <w:r>
+              <w:rPr>
+                <w:color w:val="222222"/>
+                <w:sz w:val="17"/>
+                <w:szCs w:val="17"/>
+              </w:rPr>
+              <w:t xml:space="preserve"> y nueva enumeración </w:t>
+            </w:r>
+            <w:proofErr w:type="spellStart"/>
+            <w:r>
+              <w:rPr>
+                <w:rFonts w:ascii="Consolas" w:hAnsi="Consolas"/>
+                <w:color w:val="222222"/>
+                <w:sz w:val="15"/>
+                <w:szCs w:val="15"/>
+              </w:rPr>
+              <w:t>EstadoVenta</w:t>
+            </w:r>
+            <w:proofErr w:type="spellEnd"/>
+            <w:r>
+              <w:rPr>
+                <w:color w:val="222222"/>
+                <w:sz w:val="17"/>
+                <w:szCs w:val="17"/>
+              </w:rPr>
+              <w:t>, igual que el código</w:t>
+            </w:r>
           </w:p>
         </w:tc>
       </w:tr>
@@ -17301,6 +17239,14 @@
           <w:p>
             <w:r>
               <w:rPr>
+                <w:color w:val="222222"/>
+                <w:sz w:val="17"/>
+                <w:szCs w:val="17"/>
+              </w:rPr>
+              <w:t xml:space="preserve">Antes: </w:t>
+            </w:r>
+            <w:r>
+              <w:rPr>
                 <w:rFonts w:ascii="Consolas" w:hAnsi="Consolas"/>
                 <w:color w:val="222222"/>
                 <w:sz w:val="15"/>
@@ -17325,36 +17271,137 @@
                 <w:sz w:val="17"/>
                 <w:szCs w:val="17"/>
               </w:rPr>
-              <w:t xml:space="preserve"> del Ae5</w:t>
-            </w:r>
-          </w:p>
-        </w:tc>
-        <w:tc>
-          <w:tcPr>
-            <w:tcW w:w="1579" w:type="dxa"/>
-            <w:tcBorders>
-              <w:top w:val="single" w:sz="5" w:space="0" w:color="D0D0D0"/>
-              <w:left w:val="single" w:sz="5" w:space="0" w:color="D0D0D0"/>
-              <w:bottom w:val="single" w:sz="5" w:space="0" w:color="D0D0D0"/>
-              <w:right w:val="single" w:sz="5" w:space="0" w:color="D0D0D0"/>
-            </w:tcBorders>
-            <w:shd w:val="clear" w:color="auto" w:fill="FFFFFF"/>
-            <w:tcMar>
-              <w:top w:w="70" w:type="dxa"/>
-              <w:left w:w="80" w:type="dxa"/>
-              <w:bottom w:w="70" w:type="dxa"/>
-              <w:right w:w="80" w:type="dxa"/>
-            </w:tcMar>
-            <w:vAlign w:val="center"/>
-          </w:tcPr>
-          <w:p>
+              <w:t xml:space="preserve"> del Ae5 (Figura 2). Después: </w:t>
+            </w:r>
+            <w:r>
+              <w:rPr>
+                <w:rFonts w:ascii="Consolas" w:hAnsi="Consolas"/>
+                <w:color w:val="222222"/>
+                <w:sz w:val="15"/>
+                <w:szCs w:val="15"/>
+              </w:rPr>
+              <w:t>Ae6/modelos/SEQ01-registrar-venta-v2.drawio</w:t>
+            </w:r>
             <w:r>
               <w:rPr>
                 <w:color w:val="222222"/>
                 <w:sz w:val="17"/>
                 <w:szCs w:val="17"/>
               </w:rPr>
-              <w:t>Abierto: pendiente agregar el fragmento alternativo y cambiar el emisor del mensaje 6</w:t>
+              <w:t xml:space="preserve"> (Figura 7)</w:t>
+            </w:r>
+          </w:p>
+        </w:tc>
+        <w:tc>
+          <w:tcPr>
+            <w:tcW w:w="1579" w:type="dxa"/>
+            <w:tcBorders>
+              <w:top w:val="single" w:sz="5" w:space="0" w:color="D0D0D0"/>
+              <w:left w:val="single" w:sz="5" w:space="0" w:color="D0D0D0"/>
+              <w:bottom w:val="single" w:sz="5" w:space="0" w:color="D0D0D0"/>
+              <w:right w:val="single" w:sz="5" w:space="0" w:color="D0D0D0"/>
+            </w:tcBorders>
+            <w:shd w:val="clear" w:color="auto" w:fill="FFFFFF"/>
+            <w:tcMar>
+              <w:top w:w="70" w:type="dxa"/>
+              <w:left w:w="80" w:type="dxa"/>
+              <w:bottom w:w="70" w:type="dxa"/>
+              <w:right w:w="80" w:type="dxa"/>
+            </w:tcMar>
+            <w:vAlign w:val="center"/>
+          </w:tcPr>
+          <w:p>
+            <w:r>
+              <w:rPr>
+                <w:color w:val="222222"/>
+                <w:sz w:val="17"/>
+                <w:szCs w:val="17"/>
+              </w:rPr>
+              <w:t xml:space="preserve">Corregido y verificado: </w:t>
+            </w:r>
+            <w:r>
+              <w:rPr>
+                <w:rFonts w:ascii="Consolas" w:hAnsi="Consolas"/>
+                <w:color w:val="222222"/>
+                <w:sz w:val="15"/>
+                <w:szCs w:val="15"/>
+              </w:rPr>
+              <w:t>Venta</w:t>
+            </w:r>
+            <w:r>
+              <w:rPr>
+                <w:color w:val="222222"/>
+                <w:sz w:val="17"/>
+                <w:szCs w:val="17"/>
+              </w:rPr>
+              <w:t xml:space="preserve"> envía </w:t>
+            </w:r>
+            <w:proofErr w:type="spellStart"/>
+            <w:proofErr w:type="gramStart"/>
+            <w:r>
+              <w:rPr>
+                <w:rFonts w:ascii="Consolas" w:hAnsi="Consolas"/>
+                <w:color w:val="222222"/>
+                <w:sz w:val="15"/>
+                <w:szCs w:val="15"/>
+              </w:rPr>
+              <w:t>verificarDisponibilidad</w:t>
+            </w:r>
+            <w:proofErr w:type="spellEnd"/>
+            <w:r>
+              <w:rPr>
+                <w:rFonts w:ascii="Consolas" w:hAnsi="Consolas"/>
+                <w:color w:val="222222"/>
+                <w:sz w:val="15"/>
+                <w:szCs w:val="15"/>
+              </w:rPr>
+              <w:t>(</w:t>
+            </w:r>
+            <w:proofErr w:type="gramEnd"/>
+            <w:r>
+              <w:rPr>
+                <w:rFonts w:ascii="Consolas" w:hAnsi="Consolas"/>
+                <w:color w:val="222222"/>
+                <w:sz w:val="15"/>
+                <w:szCs w:val="15"/>
+              </w:rPr>
+              <w:t>)</w:t>
+            </w:r>
+            <w:r>
+              <w:rPr>
+                <w:color w:val="222222"/>
+                <w:sz w:val="17"/>
+                <w:szCs w:val="17"/>
+              </w:rPr>
+              <w:t xml:space="preserve"> y se agregó </w:t>
+            </w:r>
+            <w:proofErr w:type="spellStart"/>
+            <w:r>
+              <w:rPr>
+                <w:rFonts w:ascii="Consolas" w:hAnsi="Consolas"/>
+                <w:color w:val="222222"/>
+                <w:sz w:val="15"/>
+                <w:szCs w:val="15"/>
+              </w:rPr>
+              <w:t>alt</w:t>
+            </w:r>
+            <w:proofErr w:type="spellEnd"/>
+            <w:r>
+              <w:rPr>
+                <w:rFonts w:ascii="Consolas" w:hAnsi="Consolas"/>
+                <w:color w:val="222222"/>
+                <w:sz w:val="15"/>
+                <w:szCs w:val="15"/>
+              </w:rPr>
+              <w:t xml:space="preserve"> [venta con productos] / [sin productos]</w:t>
+            </w:r>
+            <w:r>
+              <w:rPr>
+                <w:color w:val="222222"/>
+                <w:sz w:val="17"/>
+                <w:szCs w:val="17"/>
+              </w:rPr>
+              <w:t xml:space="preserve"> con el mensaje 28</w:t>
             </w:r>
           </w:p>
         </w:tc>
@@ -17534,12 +17581,199 @@
                 <w:sz w:val="17"/>
                 <w:szCs w:val="17"/>
               </w:rPr>
-              <w:t>Corregido en el expediente con CA-04 y CP-03; pendiente reflejarlo en CU01</w:t>
+              <w:t>Corregido en el expediente con CA-04 y CP-03; la regla se incorpora a CU01 en la siguiente versión de la especificación</w:t>
             </w:r>
           </w:p>
         </w:tc>
       </w:tr>
     </w:tbl>
+    <w:p>
+      <w:pPr>
+        <w:spacing w:line="259" w:lineRule="auto"/>
+        <w:jc w:val="both"/>
+      </w:pPr>
+      <w:r>
+        <w:t xml:space="preserve">Las Figuras 6 y 7 muestran los diagramas corregidos (versión 2). Se verificaron comparándolos contra el código: los tipos, la enumeración y el orden de los mensajes coinciden con </w:t>
+      </w:r>
+      <w:r>
+        <w:rPr>
+          <w:rFonts w:ascii="Consolas" w:hAnsi="Consolas"/>
+          <w:sz w:val="19"/>
+          <w:szCs w:val="19"/>
+        </w:rPr>
+        <w:t>Venta</w:t>
+      </w:r>
+      <w:r>
+        <w:t xml:space="preserve">, </w:t>
+      </w:r>
+      <w:proofErr w:type="spellStart"/>
+      <w:r>
+        <w:rPr>
+          <w:rFonts w:ascii="Consolas" w:hAnsi="Consolas"/>
+          <w:sz w:val="19"/>
+          <w:szCs w:val="19"/>
+        </w:rPr>
+        <w:t>DetalleVenta</w:t>
+      </w:r>
+      <w:proofErr w:type="spellEnd"/>
+      <w:r>
+        <w:t xml:space="preserve">, </w:t>
+      </w:r>
+      <w:r>
+        <w:rPr>
+          <w:rFonts w:ascii="Consolas" w:hAnsi="Consolas"/>
+          <w:sz w:val="19"/>
+          <w:szCs w:val="19"/>
+        </w:rPr>
+        <w:t>Producto</w:t>
+      </w:r>
+      <w:r>
+        <w:t xml:space="preserve"> y </w:t>
+      </w:r>
+      <w:proofErr w:type="spellStart"/>
+      <w:r>
+        <w:rPr>
+          <w:rFonts w:ascii="Consolas" w:hAnsi="Consolas"/>
+          <w:sz w:val="19"/>
+          <w:szCs w:val="19"/>
+        </w:rPr>
+        <w:t>ServicioVenta</w:t>
+      </w:r>
+      <w:proofErr w:type="spellEnd"/>
+      <w:r>
+        <w:t>.</w:t>
+      </w:r>
+    </w:p>
+    <w:p>
+      <w:pPr>
+        <w:spacing w:before="240" w:after="120" w:line="259" w:lineRule="auto"/>
+        <w:jc w:val="center"/>
+      </w:pPr>
+      <w:r>
+        <w:rPr>
+          <w:noProof/>
+        </w:rPr>
+        <w:lastRenderedPageBreak/>
+        <w:drawing>
+          <wp:inline distT="0" distB="0" distL="0" distR="0" wp14:anchorId="2DE24D0E" wp14:editId="5DB2CF27">
+            <wp:extent cx="5760000" cy="5246414"/>
+            <wp:effectExtent l="0" t="0" r="0" b="0"/>
+            <wp:docPr id="3200" name="diagrama-clases-v2.png"/>
+            <wp:cNvGraphicFramePr>
+              <a:graphicFrameLocks xmlns:a="http://schemas.openxmlformats.org/drawingml/2006/main" noChangeAspect="1"/>
+            </wp:cNvGraphicFramePr>
+            <a:graphic xmlns:a="http://schemas.openxmlformats.org/drawingml/2006/main">
+              <a:graphicData uri="http://schemas.openxmlformats.org/drawingml/2006/picture">
+                <pic:pic xmlns:pic="http://schemas.openxmlformats.org/drawingml/2006/picture">
+                  <pic:nvPicPr>
+                    <pic:cNvPr id="0" name="diagrama-clases-v2.png"/>
+                    <pic:cNvPicPr/>
+                  </pic:nvPicPr>
+                  <pic:blipFill>
+                    <a:blip r:embed="rId20"/>
+                    <a:stretch>
+                      <a:fillRect/>
+                    </a:stretch>
+                  </pic:blipFill>
+                  <pic:spPr>
+                    <a:xfrm>
+                      <a:off x="0" y="0"/>
+                      <a:ext cx="5760000" cy="5246414"/>
+                    </a:xfrm>
+                    <a:prstGeom prst="rect">
+                      <a:avLst/>
+                    </a:prstGeom>
+                    <a:ln w="6350">
+                      <a:solidFill>
+                        <a:srgbClr val="D0D0D0"/>
+                      </a:solidFill>
+                    </a:ln>
+                  </pic:spPr>
+                </pic:pic>
+              </a:graphicData>
+            </a:graphic>
+          </wp:inline>
+        </w:drawing>
+      </w:r>
+    </w:p>
+    <w:p>
+      <w:pPr>
+        <w:spacing w:line="259" w:lineRule="auto"/>
+        <w:jc w:val="center"/>
+      </w:pPr>
+      <w:r>
+        <w:rPr>
+          <w:i/>
+          <w:sz w:val="18"/>
+        </w:rPr>
+        <w:t>Figura 6. Diagrama de clases corregido (versión 2, DEF-03)</w:t>
+      </w:r>
+    </w:p>
+    <w:p>
+      <w:pPr>
+        <w:spacing w:before="240" w:after="120" w:line="259" w:lineRule="auto"/>
+        <w:jc w:val="center"/>
+      </w:pPr>
+      <w:r>
+        <w:rPr>
+          <w:noProof/>
+        </w:rPr>
+        <w:lastRenderedPageBreak/>
+        <w:drawing>
+          <wp:inline distT="0" distB="0" distL="0" distR="0" wp14:anchorId="2FC1E66F" wp14:editId="3CB1ECF1">
+            <wp:extent cx="4900000" cy="6039886"/>
+            <wp:effectExtent l="0" t="0" r="0" b="0"/>
+            <wp:docPr id="3201" name="SEQ01-registrar-venta-v2.png"/>
+            <wp:cNvGraphicFramePr>
+              <a:graphicFrameLocks xmlns:a="http://schemas.openxmlformats.org/drawingml/2006/main" noChangeAspect="1"/>
+            </wp:cNvGraphicFramePr>
+            <a:graphic xmlns:a="http://schemas.openxmlformats.org/drawingml/2006/main">
+              <a:graphicData uri="http://schemas.openxmlformats.org/drawingml/2006/picture">
+                <pic:pic xmlns:pic="http://schemas.openxmlformats.org/drawingml/2006/picture">
+                  <pic:nvPicPr>
+                    <pic:cNvPr id="0" name="SEQ01-registrar-venta-v2.png"/>
+                    <pic:cNvPicPr/>
+                  </pic:nvPicPr>
+                  <pic:blipFill>
+                    <a:blip r:embed="rId21"/>
+                    <a:stretch>
+                      <a:fillRect/>
+                    </a:stretch>
+                  </pic:blipFill>
+                  <pic:spPr>
+                    <a:xfrm>
+                      <a:off x="0" y="0"/>
+                      <a:ext cx="4900000" cy="6039886"/>
+                    </a:xfrm>
+                    <a:prstGeom prst="rect">
+                      <a:avLst/>
+                    </a:prstGeom>
+                    <a:ln w="6350">
+                      <a:solidFill>
+                        <a:srgbClr val="D0D0D0"/>
+                      </a:solidFill>
+                    </a:ln>
+                  </pic:spPr>
+                </pic:pic>
+              </a:graphicData>
+            </a:graphic>
+          </wp:inline>
+        </w:drawing>
+      </w:r>
+    </w:p>
+    <w:p>
+      <w:pPr>
+        <w:spacing w:line="259" w:lineRule="auto"/>
+        <w:jc w:val="center"/>
+      </w:pPr>
+      <w:r>
+        <w:rPr>
+          <w:i/>
+          <w:sz w:val="18"/>
+        </w:rPr>
+        <w:t>Figura 7. SEQ01 Registrar venta corregido (versión 2, DEF-04)</w:t>
+      </w:r>
+    </w:p>
     <w:p>
       <w:pPr>
         <w:pStyle w:val="UEESH1"/>
@@ -17549,8 +17783,7 @@
           <w:lang w:val="es-EC"/>
         </w:rPr>
       </w:pPr>
-      <w:bookmarkStart w:id="12" w:name="_Toc240009007"/>
-      <w:bookmarkStart w:id="13" w:name="_Toc241502993"/>
+      <w:bookmarkStart w:id="6" w:name="_Toc240009007"/>
       <w:r>
         <w:rPr>
           <w:sz w:val="22"/>
@@ -17566,8 +17799,7 @@
         </w:rPr>
         <w:t>stakeholder</w:t>
       </w:r>
-      <w:bookmarkEnd w:id="12"/>
-      <w:bookmarkEnd w:id="13"/>
+      <w:bookmarkEnd w:id="6"/>
       <w:proofErr w:type="spellEnd"/>
     </w:p>
     <w:p>
@@ -17576,7 +17808,7 @@
         <w:jc w:val="both"/>
       </w:pPr>
       <w:r>
-        <w:t>Las pruebas anteriores son verificación: comprueban que el sistema hace lo que dice el requisito. La validación comprueba que el requisito responde a una necesidad real del negocio (Sommerville, 2016). Por eso se propone validar RF01 con el cajero, que es quien usa el sistema al atender al cliente, contra la necesidad N01 del Ae2 (registrar una venta eligiendo los productos del pedido) y el RNF01 (registrar la venta en máximo 3 pasos). La Tabla 8 detalla la propuesta.</w:t>
+        <w:t>Las pruebas anteriores son verificación: comprueban que el sistema hace lo que dice el requisito. La validación comprueba que el requisito responde a una necesidad real del negocio (Sommerville, 2016). Por eso se propone validar RF01 con el cajero, que es quien usa el sistema al atender al cliente, contra la necesidad N01 del Ae2 (registrar una venta eligiendo los productos del pedido) y el RNF01 (completar el registro de una venta en un máximo de 2 a 3 pasos). La Tabla 8 detalla la propuesta.</w:t>
       </w:r>
     </w:p>
     <w:p>
@@ -17774,6 +18006,7 @@
               <w:rPr>
                 <w:color w:val="222222"/>
               </w:rPr>
+              <w:lastRenderedPageBreak/>
               <w:t>Escenario de validación</w:t>
             </w:r>
           </w:p>
@@ -17834,7 +18067,6 @@
               <w:rPr>
                 <w:color w:val="222222"/>
               </w:rPr>
-              <w:lastRenderedPageBreak/>
               <w:t>Tarea que realizará</w:t>
             </w:r>
           </w:p>
@@ -18026,7 +18258,7 @@
               <w:rPr>
                 <w:color w:val="222222"/>
               </w:rPr>
-              <w:t>Se acepta si el cajero registra las 3 ventas sin ayuda, cada una en máximo 3 pasos (RNF01), el tiempo promedio es menor que con el proceso actual, el total coincide con lo que cobraría normalmente y entiende a la primera el aviso de producto no disponible. Si falla cualquiera de estos puntos, se replantea el flujo con el cajero antes de seguir.</w:t>
+              <w:t>Se acepta si el cajero registra las 3 ventas sin ayuda, cada una en máximo 3 pasos (RNF01 pide de 2 a 3), el tiempo promedio es menor que con el proceso actual, el total coincide con lo que cobraría normalmente y entiende a la primera el aviso de producto no disponible. Si falla cualquiera de estos puntos, se replantea el flujo con el cajero antes de seguir.</w:t>
             </w:r>
           </w:p>
         </w:tc>
@@ -18106,8 +18338,7 @@
           <w:lang w:val="es-EC"/>
         </w:rPr>
       </w:pPr>
-      <w:bookmarkStart w:id="14" w:name="_Toc240009008"/>
-      <w:bookmarkStart w:id="15" w:name="_Toc241502994"/>
+      <w:bookmarkStart w:id="7" w:name="_Toc240009008"/>
       <w:r>
         <w:rPr>
           <w:sz w:val="22"/>
@@ -18115,8 +18346,7 @@
         </w:rPr>
         <w:t>8. Hilo de trazabilidad</w:t>
       </w:r>
-      <w:bookmarkEnd w:id="14"/>
-      <w:bookmarkEnd w:id="15"/>
+      <w:bookmarkEnd w:id="7"/>
     </w:p>
     <w:p>
       <w:pPr>
@@ -18767,7 +18997,7 @@
                 <w:sz w:val="15"/>
                 <w:szCs w:val="15"/>
               </w:rPr>
-              <w:t xml:space="preserve"> (DEF-03 en diagrama)</w:t>
+              <w:t xml:space="preserve"> (DEF-03 corregido)</w:t>
             </w:r>
           </w:p>
         </w:tc>
@@ -18796,7 +19026,7 @@
                 <w:sz w:val="15"/>
                 <w:szCs w:val="15"/>
               </w:rPr>
-              <w:t>Figura 3</w:t>
+              <w:t>Figuras 3 y 6</w:t>
             </w:r>
           </w:p>
         </w:tc>
@@ -19121,7 +19351,7 @@
                 <w:sz w:val="15"/>
                 <w:szCs w:val="15"/>
               </w:rPr>
-              <w:t xml:space="preserve"> 6 pendiente (DEF-04)</w:t>
+              <w:t xml:space="preserve"> 7 corregido (DEF-04)</w:t>
             </w:r>
           </w:p>
         </w:tc>
@@ -19150,7 +19380,7 @@
                 <w:sz w:val="15"/>
                 <w:szCs w:val="15"/>
               </w:rPr>
-              <w:t>Figura 3</w:t>
+              <w:t>Figuras 3 y 7</w:t>
             </w:r>
           </w:p>
         </w:tc>
@@ -19523,6 +19753,7 @@
                 <w:sz w:val="15"/>
                 <w:szCs w:val="15"/>
               </w:rPr>
+              <w:lastRenderedPageBreak/>
               <w:t>RF01</w:t>
             </w:r>
           </w:p>
@@ -19720,7 +19951,7 @@
                 <w:sz w:val="15"/>
                 <w:szCs w:val="15"/>
               </w:rPr>
-              <w:t>E2 pendiente en SEQ01 (DEF-04)</w:t>
+              <w:t>E2 agregado en SEQ01 v2 (DEF-04)</w:t>
             </w:r>
           </w:p>
         </w:tc>
@@ -19749,7 +19980,7 @@
                 <w:sz w:val="15"/>
                 <w:szCs w:val="15"/>
               </w:rPr>
-              <w:t>Figura 3</w:t>
+              <w:t>Figuras 3 y 7</w:t>
             </w:r>
           </w:p>
         </w:tc>
@@ -19813,7 +20044,6 @@
                 <w:sz w:val="15"/>
                 <w:szCs w:val="15"/>
               </w:rPr>
-              <w:lastRenderedPageBreak/>
               <w:t>RF01</w:t>
             </w:r>
           </w:p>
@@ -20390,7 +20620,7 @@
                 <w:sz w:val="15"/>
                 <w:szCs w:val="15"/>
               </w:rPr>
-              <w:t xml:space="preserve"> como enumeración (DEF-03 en diagrama)</w:t>
+              <w:t xml:space="preserve"> como enumeración (DEF-03 corregido)</w:t>
             </w:r>
           </w:p>
         </w:tc>
@@ -20419,7 +20649,7 @@
                 <w:sz w:val="15"/>
                 <w:szCs w:val="15"/>
               </w:rPr>
-              <w:t>Figura 3</w:t>
+              <w:t>Figuras 3 y 6</w:t>
             </w:r>
           </w:p>
         </w:tc>
@@ -21062,8 +21292,7 @@
           <w:lang w:val="es-EC"/>
         </w:rPr>
       </w:pPr>
-      <w:bookmarkStart w:id="16" w:name="_Toc240009009"/>
-      <w:bookmarkStart w:id="17" w:name="_Toc241502995"/>
+      <w:bookmarkStart w:id="8" w:name="_Toc240009009"/>
       <w:r>
         <w:rPr>
           <w:sz w:val="22"/>
@@ -21071,8 +21300,7 @@
         </w:rPr>
         <w:t>9. Conclusión individual</w:t>
       </w:r>
-      <w:bookmarkEnd w:id="16"/>
-      <w:bookmarkEnd w:id="17"/>
+      <w:bookmarkEnd w:id="8"/>
     </w:p>
     <w:p>
       <w:pPr>
@@ -21130,16 +21358,14 @@
           <w:sz w:val="22"/>
         </w:rPr>
       </w:pPr>
-      <w:bookmarkStart w:id="18" w:name="_Toc240009010"/>
-      <w:bookmarkStart w:id="19" w:name="_Toc241502996"/>
+      <w:bookmarkStart w:id="9" w:name="_Toc240009010"/>
       <w:r>
         <w:rPr>
           <w:sz w:val="22"/>
         </w:rPr>
         <w:t>10. Referencias</w:t>
       </w:r>
-      <w:bookmarkEnd w:id="18"/>
-      <w:bookmarkEnd w:id="19"/>
+      <w:bookmarkEnd w:id="9"/>
     </w:p>
     <w:p>
       <w:pPr>
@@ -21260,17 +21486,16 @@
           <w:lang w:val="es-EC"/>
         </w:rPr>
       </w:pPr>
-      <w:bookmarkStart w:id="20" w:name="_Toc240009011"/>
-      <w:bookmarkStart w:id="21" w:name="_Toc241502997"/>
+      <w:bookmarkStart w:id="10" w:name="_Toc240009011"/>
       <w:r>
         <w:rPr>
           <w:sz w:val="22"/>
           <w:lang w:val="es-EC"/>
         </w:rPr>
+        <w:lastRenderedPageBreak/>
         <w:t>11. Declaración de uso de inteligencia artificial</w:t>
       </w:r>
-      <w:bookmarkEnd w:id="20"/>
-      <w:bookmarkEnd w:id="21"/>
+      <w:bookmarkEnd w:id="10"/>
     </w:p>
     <w:p>
       <w:pPr>
@@ -21344,7 +21569,6 @@
                 <w:bCs/>
                 <w:color w:val="FFFFFF"/>
               </w:rPr>
-              <w:lastRenderedPageBreak/>
               <w:t>Campo</w:t>
             </w:r>
           </w:p>
@@ -21688,8 +21912,7 @@
           <w:lang w:val="es-EC"/>
         </w:rPr>
       </w:pPr>
-      <w:bookmarkStart w:id="22" w:name="_Toc240009012"/>
-      <w:bookmarkStart w:id="23" w:name="_Toc241502998"/>
+      <w:bookmarkStart w:id="11" w:name="_Toc240009012"/>
       <w:r>
         <w:rPr>
           <w:sz w:val="22"/>
@@ -21697,8 +21920,7 @@
         </w:rPr>
         <w:t>12. Artefactos en el repositorio</w:t>
       </w:r>
-      <w:bookmarkEnd w:id="22"/>
-      <w:bookmarkEnd w:id="23"/>
+      <w:bookmarkEnd w:id="11"/>
     </w:p>
     <w:p>
       <w:pPr>
@@ -22373,7 +22595,7 @@
                 <w:color w:val="222222"/>
               </w:rPr>
               <w:lastRenderedPageBreak/>
-              <w:t>Modelos UML</w:t>
+              <w:t>Modelos UML (antes)</w:t>
             </w:r>
           </w:p>
         </w:tc>
@@ -22427,7 +22649,110 @@
               <w:rPr>
                 <w:color w:val="222222"/>
               </w:rPr>
-              <w:t>Diagrama de clases y SEQ01 usados en la auditoría</w:t>
+              <w:t>Diagrama de clases y SEQ01 del Ae5 usados en la auditoría</w:t>
+            </w:r>
+          </w:p>
+        </w:tc>
+      </w:tr>
+      <w:tr>
+        <w:trPr>
+          <w:cantSplit/>
+          <w:jc w:val="center"/>
+        </w:trPr>
+        <w:tc>
+          <w:tcPr>
+            <w:tcW w:w="2600" w:type="dxa"/>
+            <w:tcBorders>
+              <w:top w:val="single" w:sz="5" w:space="0" w:color="D0D0D0"/>
+              <w:left w:val="single" w:sz="5" w:space="0" w:color="D0D0D0"/>
+              <w:bottom w:val="single" w:sz="5" w:space="0" w:color="D0D0D0"/>
+              <w:right w:val="single" w:sz="5" w:space="0" w:color="D0D0D0"/>
+            </w:tcBorders>
+            <w:shd w:val="clear" w:color="auto" w:fill="FFFFFF"/>
+            <w:tcMar>
+              <w:top w:w="70" w:type="dxa"/>
+              <w:left w:w="80" w:type="dxa"/>
+              <w:bottom w:w="70" w:type="dxa"/>
+              <w:right w:w="80" w:type="dxa"/>
+            </w:tcMar>
+            <w:vAlign w:val="center"/>
+          </w:tcPr>
+          <w:p>
+            <w:r>
+              <w:rPr>
+                <w:color w:val="222222"/>
+              </w:rPr>
+              <w:t>Modelos UML (después)</w:t>
+            </w:r>
+          </w:p>
+        </w:tc>
+        <w:tc>
+          <w:tcPr>
+            <w:tcW w:w="3600" w:type="dxa"/>
+            <w:tcBorders>
+              <w:top w:val="single" w:sz="5" w:space="0" w:color="D0D0D0"/>
+              <w:left w:val="single" w:sz="5" w:space="0" w:color="D0D0D0"/>
+              <w:bottom w:val="single" w:sz="5" w:space="0" w:color="D0D0D0"/>
+              <w:right w:val="single" w:sz="5" w:space="0" w:color="D0D0D0"/>
+            </w:tcBorders>
+            <w:shd w:val="clear" w:color="auto" w:fill="FFFFFF"/>
+            <w:tcMar>
+              <w:top w:w="70" w:type="dxa"/>
+              <w:left w:w="80" w:type="dxa"/>
+              <w:bottom w:w="70" w:type="dxa"/>
+              <w:right w:w="80" w:type="dxa"/>
+            </w:tcMar>
+            <w:vAlign w:val="center"/>
+          </w:tcPr>
+          <w:p>
+            <w:r>
+              <w:rPr>
+                <w:color w:val="222222"/>
+              </w:rPr>
+              <w:t>Ae6/modelos/diagrama-clases-v2.drawio</w:t>
+            </w:r>
+          </w:p>
+          <w:p>
+            <w:r>
+              <w:rPr>
+                <w:color w:val="222222"/>
+              </w:rPr>
+              <w:t>Ae6/modelos/SEQ01-registrar-venta-v2.drawio</w:t>
+            </w:r>
+          </w:p>
+          <w:p>
+            <w:r>
+              <w:rPr>
+                <w:color w:val="222222"/>
+              </w:rPr>
+              <w:t>(con sus PNG)</w:t>
+            </w:r>
+          </w:p>
+        </w:tc>
+        <w:tc>
+          <w:tcPr>
+            <w:tcW w:w="2829" w:type="dxa"/>
+            <w:tcBorders>
+              <w:top w:val="single" w:sz="5" w:space="0" w:color="D0D0D0"/>
+              <w:left w:val="single" w:sz="5" w:space="0" w:color="D0D0D0"/>
+              <w:bottom w:val="single" w:sz="5" w:space="0" w:color="D0D0D0"/>
+              <w:right w:val="single" w:sz="5" w:space="0" w:color="D0D0D0"/>
+            </w:tcBorders>
+            <w:shd w:val="clear" w:color="auto" w:fill="FFFFFF"/>
+            <w:tcMar>
+              <w:top w:w="70" w:type="dxa"/>
+              <w:left w:w="80" w:type="dxa"/>
+              <w:bottom w:w="70" w:type="dxa"/>
+              <w:right w:w="80" w:type="dxa"/>
+            </w:tcMar>
+            <w:vAlign w:val="center"/>
+          </w:tcPr>
+          <w:p>
+            <w:r>
+              <w:rPr>
+                <w:color w:val="222222"/>
+              </w:rPr>
+              <w:t>Diagramas corregidos por DEF-03 y DEF-04</w:t>
             </w:r>
           </w:p>
         </w:tc>
@@ -22447,8 +22772,7 @@
           <w:lang w:val="es-EC"/>
         </w:rPr>
       </w:pPr>
-      <w:bookmarkStart w:id="24" w:name="_Toc240009013"/>
-      <w:bookmarkStart w:id="25" w:name="_Toc241502999"/>
+      <w:bookmarkStart w:id="12" w:name="_Toc240009013"/>
       <w:r>
         <w:rPr>
           <w:sz w:val="22"/>
@@ -22472,8 +22796,7 @@
         </w:rPr>
         <w:t xml:space="preserve"> antes de entregar</w:t>
       </w:r>
-      <w:bookmarkEnd w:id="24"/>
-      <w:bookmarkEnd w:id="25"/>
+      <w:bookmarkEnd w:id="12"/>
     </w:p>
     <w:p>
       <w:pPr>
@@ -22556,11 +22879,22 @@
         <w:t>[X] He declarado el uso de IA cuando corresponde.</w:t>
       </w:r>
     </w:p>
-    <w:p/>
+    <w:p>
+      <w:pPr>
+        <w:rPr>
+          <w:rFonts w:asciiTheme="majorHAnsi" w:hAnsiTheme="majorHAnsi" w:cstheme="majorHAnsi"/>
+          <w:b/>
+          <w:bCs/>
+          <w:color w:val="791632"/>
+          <w:sz w:val="24"/>
+          <w:szCs w:val="24"/>
+        </w:rPr>
+      </w:pPr>
+    </w:p>
     <w:sectPr>
-      <w:headerReference w:type="default" r:id="rId20"/>
-      <w:footerReference w:type="default" r:id="rId21"/>
-      <w:headerReference w:type="first" r:id="rId22"/>
+      <w:headerReference w:type="default" r:id="rId22"/>
+      <w:footerReference w:type="default" r:id="rId23"/>
+      <w:headerReference w:type="first" r:id="rId24"/>
       <w:pgSz w:w="11909" w:h="16834"/>
       <w:pgMar w:top="1440" w:right="1440" w:bottom="568" w:left="1440" w:header="720" w:footer="720" w:gutter="0"/>
       <w:pgNumType w:start="1"/>
@@ -28719,28 +29053,28 @@
 </file>
 
 <file path=customXml/item1.xml><?xml version="1.0" encoding="utf-8"?>
+<b:Sources xmlns:b="http://schemas.openxmlformats.org/officeDocument/2006/bibliography" xmlns="http://schemas.openxmlformats.org/officeDocument/2006/bibliography" SelectedStyle="\APASixthEditionOfficeOnline.xsl" StyleName="APA" Version="6"/>
+</file>
+
+<file path=customXml/item2.xml><?xml version="1.0" encoding="utf-8"?>
 <go:gDocsCustomXmlDataStorage xmlns:go="http://customooxmlschemas.google.com/" xmlns:r="http://schemas.openxmlformats.org/officeDocument/2006/relationships" uri="GoogleDocsCustomDataVersion2">
   <go:docsCustomData xmlns:go="http://customooxmlschemas.google.com/" roundtripDataSignature="AMtx7mg0yBGk/G1jIb7TI+n2nw7pFPAQfg==">CgMxLjA4AHIhMUktMWx2MkhWTFNlQVRpYjZQLWtNQTFOc0xUa0Q3RzZl</go:docsCustomData>
 </go:gDocsCustomXmlDataStorage>
 </file>
 
-<file path=customXml/item2.xml><?xml version="1.0" encoding="utf-8"?>
-<b:Sources xmlns:b="http://schemas.openxmlformats.org/officeDocument/2006/bibliography" xmlns="http://schemas.openxmlformats.org/officeDocument/2006/bibliography" SelectedStyle="\APASixthEditionOfficeOnline.xsl" StyleName="APA" Version="6"/>
+<file path=customXml/itemProps1.xml><?xml version="1.0" encoding="utf-8"?>
+<ds:datastoreItem xmlns:ds="http://schemas.openxmlformats.org/officeDocument/2006/customXml" ds:itemID="{C84DD27D-AA31-49E7-9044-2FD3CD563DCF}">
+  <ds:schemaRefs>
+    <ds:schemaRef ds:uri="http://schemas.openxmlformats.org/officeDocument/2006/bibliography"/>
+  </ds:schemaRefs>
+</ds:datastoreItem>
 </file>
 
-<file path=customXml/itemProps1.xml><?xml version="1.0" encoding="utf-8"?>
+<file path=customXml/itemProps2.xml><?xml version="1.0" encoding="utf-8"?>
 <ds:datastoreItem xmlns:ds="http://schemas.openxmlformats.org/officeDocument/2006/customXml" ds:itemID="{11111111-1234-1234-1234-123412341234}">
   <ds:schemaRefs>
     <ds:schemaRef ds:uri="http://customooxmlschemas.google.com/"/>
     <ds:schemaRef ds:uri="http://schemas.openxmlformats.org/officeDocument/2006/relationships"/>
   </ds:schemaRefs>
 </ds:datastoreItem>
-</file>
-
-<file path=customXml/itemProps2.xml><?xml version="1.0" encoding="utf-8"?>
-<ds:datastoreItem xmlns:ds="http://schemas.openxmlformats.org/officeDocument/2006/customXml" ds:itemID="{C84DD27D-AA31-49E7-9044-2FD3CD563DCF}">
-  <ds:schemaRefs>
-    <ds:schemaRef ds:uri="http://schemas.openxmlformats.org/officeDocument/2006/bibliography"/>
-  </ds:schemaRefs>
-</ds:datastoreItem>
 </file>